--- a/docs/BYYEAR/Расстреляны_1933.docx
+++ b/docs/BYYEAR/Расстреляны_1933.docx
@@ -115,6 +115,19 @@
           <w:lang w:val="ru-RU"/>
         </w:rPr>
       </w:pPr>
+    </w:p>
+    <w:p>
+      <w:pPr>
+        <w:jc w:val="center"/>
+        <w:rPr>
+          <w:rFonts w:ascii="Arial" w:hAnsi="Arial" w:cs="Arial"/>
+          <w:b/>
+          <w:bCs/>
+          <w:sz w:val="18"/>
+          <w:szCs w:val="18"/>
+          <w:lang w:val="ru-RU"/>
+        </w:rPr>
+      </w:pPr>
       <w:r>
         <w:rPr>
           <w:rFonts w:ascii="Arial" w:hAnsi="Arial" w:cs="Arial"/>
@@ -231,7 +244,25 @@
                 <w:szCs w:val="16"/>
                 <w:lang w:val="ru-RU"/>
               </w:rPr>
-              <w:t xml:space="preserve">Данный расстрельный список составлен на основе открытых и доступных на </w:t>
+              <w:t xml:space="preserve">Данный расстрельный список составлен на основе открытых и доступных </w:t>
+            </w:r>
+            <w:r>
+              <w:rPr>
+                <w:rFonts w:ascii="Arial" w:hAnsi="Arial" w:cs="Arial"/>
+                <w:sz w:val="16"/>
+                <w:szCs w:val="16"/>
+                <w:lang w:val="ru-RU"/>
+              </w:rPr>
+              <w:t>в</w:t>
+            </w:r>
+            <w:r>
+              <w:rPr>
+                <w:rFonts w:ascii="Arial" w:hAnsi="Arial" w:cs="Arial"/>
+                <w:sz w:val="16"/>
+                <w:szCs w:val="16"/>
+                <w:lang w:val="ru-RU"/>
+              </w:rPr>
+              <w:t xml:space="preserve"> </w:t>
             </w:r>
             <w:r>
               <w:rPr>
@@ -258,7 +289,16 @@
                 <w:szCs w:val="16"/>
                 <w:lang w:val="ru-RU"/>
               </w:rPr>
-              <w:t>Источник</w:t>
+              <w:t>и</w:t>
+            </w:r>
+            <w:r>
+              <w:rPr>
+                <w:rFonts w:ascii="Arial" w:hAnsi="Arial" w:cs="Arial"/>
+                <w:sz w:val="16"/>
+                <w:szCs w:val="16"/>
+                <w:lang w:val="ru-RU"/>
+              </w:rPr>
+              <w:t>сточник</w:t>
             </w:r>
             <w:r>
               <w:rPr>
@@ -282,23 +322,11 @@
             <w:r>
               <w:rPr>
                 <w:rFonts w:ascii="Arial" w:hAnsi="Arial" w:cs="Arial"/>
-                <w:b/>
-                <w:bCs/>
-                <w:sz w:val="16"/>
-                <w:szCs w:val="16"/>
-                <w:u w:val="single"/>
-                <w:lang w:val="ru-RU"/>
-              </w:rPr>
-              <w:t>Возрастной разброс</w:t>
-            </w:r>
-            <w:r>
-              <w:rPr>
-                <w:rFonts w:ascii="Arial" w:hAnsi="Arial" w:cs="Arial"/>
-                <w:sz w:val="16"/>
-                <w:szCs w:val="16"/>
-                <w:lang w:val="ru-RU"/>
-              </w:rPr>
-              <w:t>: 18</w:t>
+                <w:sz w:val="16"/>
+                <w:szCs w:val="16"/>
+                <w:lang w:val="ru-RU"/>
+              </w:rPr>
+              <w:t>Возрастной разброс: 18</w:t>
             </w:r>
             <w:bookmarkStart w:id="0" w:name="OLE_LINK629"/>
             <w:r>
@@ -361,23 +389,11 @@
             <w:r>
               <w:rPr>
                 <w:rFonts w:ascii="Arial" w:hAnsi="Arial" w:cs="Arial"/>
-                <w:b/>
-                <w:bCs/>
-                <w:sz w:val="16"/>
-                <w:szCs w:val="16"/>
-                <w:u w:val="single"/>
-                <w:lang w:val="ru-RU"/>
-              </w:rPr>
-              <w:t>Национальность</w:t>
-            </w:r>
-            <w:r>
-              <w:rPr>
-                <w:rFonts w:ascii="Arial" w:hAnsi="Arial" w:cs="Arial"/>
-                <w:sz w:val="16"/>
-                <w:szCs w:val="16"/>
-                <w:lang w:val="ru-RU"/>
-              </w:rPr>
-              <w:t xml:space="preserve"> известна </w:t>
+                <w:sz w:val="16"/>
+                <w:szCs w:val="16"/>
+                <w:lang w:val="ru-RU"/>
+              </w:rPr>
+              <w:t xml:space="preserve">Национальность известна </w:t>
             </w:r>
             <w:r>
               <w:rPr>
@@ -440,7 +456,61 @@
                 <w:szCs w:val="16"/>
                 <w:lang w:val="ru-RU"/>
               </w:rPr>
-              <w:t xml:space="preserve"> –</w:t>
+              <w:t xml:space="preserve"> – </w:t>
+            </w:r>
+            <w:r>
+              <w:rPr>
+                <w:rFonts w:ascii="Arial" w:hAnsi="Arial" w:cs="Arial"/>
+                <w:sz w:val="16"/>
+                <w:szCs w:val="16"/>
+                <w:lang w:val="ru-RU"/>
+              </w:rPr>
+              <w:t xml:space="preserve">1; татарка </w:t>
+            </w:r>
+            <w:r>
+              <w:rPr>
+                <w:rFonts w:ascii="Arial" w:hAnsi="Arial" w:cs="Arial"/>
+                <w:sz w:val="16"/>
+                <w:szCs w:val="16"/>
+                <w:lang w:val="ru-RU"/>
+              </w:rPr>
+              <w:t xml:space="preserve"> – </w:t>
+            </w:r>
+            <w:r>
+              <w:rPr>
+                <w:rFonts w:ascii="Arial" w:hAnsi="Arial" w:cs="Arial"/>
+                <w:sz w:val="16"/>
+                <w:szCs w:val="16"/>
+                <w:lang w:val="ru-RU"/>
+              </w:rPr>
+              <w:t xml:space="preserve">1; национальность </w:t>
+            </w:r>
+            <w:r>
+              <w:rPr>
+                <w:rFonts w:ascii="Arial" w:hAnsi="Arial" w:cs="Arial"/>
+                <w:sz w:val="16"/>
+                <w:szCs w:val="16"/>
+                <w:lang w:val="ru-RU"/>
+              </w:rPr>
+              <w:t>неизвестна у</w:t>
+            </w:r>
+            <w:r>
+              <w:rPr>
+                <w:rFonts w:ascii="Arial" w:hAnsi="Arial" w:cs="Arial"/>
+                <w:sz w:val="16"/>
+                <w:szCs w:val="16"/>
+                <w:lang w:val="ru-RU"/>
+              </w:rPr>
+              <w:t xml:space="preserve"> 9 женщин</w:t>
+            </w:r>
+            <w:r>
+              <w:rPr>
+                <w:rFonts w:ascii="Arial" w:hAnsi="Arial" w:cs="Arial"/>
+                <w:sz w:val="16"/>
+                <w:szCs w:val="16"/>
+                <w:lang w:val="ru-RU"/>
+              </w:rPr>
+              <w:t>;</w:t>
             </w:r>
             <w:r>
               <w:rPr>
@@ -451,69 +521,6 @@
               </w:rPr>
               <w:t xml:space="preserve"> </w:t>
             </w:r>
-            <w:r>
-              <w:rPr>
-                <w:rFonts w:ascii="Arial" w:hAnsi="Arial" w:cs="Arial"/>
-                <w:sz w:val="16"/>
-                <w:szCs w:val="16"/>
-                <w:lang w:val="ru-RU"/>
-              </w:rPr>
-              <w:t xml:space="preserve">1; татарка </w:t>
-            </w:r>
-            <w:r>
-              <w:rPr>
-                <w:rFonts w:ascii="Arial" w:hAnsi="Arial" w:cs="Arial"/>
-                <w:sz w:val="16"/>
-                <w:szCs w:val="16"/>
-                <w:lang w:val="ru-RU"/>
-              </w:rPr>
-              <w:t xml:space="preserve"> – </w:t>
-            </w:r>
-            <w:r>
-              <w:rPr>
-                <w:rFonts w:ascii="Arial" w:hAnsi="Arial" w:cs="Arial"/>
-                <w:sz w:val="16"/>
-                <w:szCs w:val="16"/>
-                <w:lang w:val="ru-RU"/>
-              </w:rPr>
-              <w:t xml:space="preserve">1; национальность </w:t>
-            </w:r>
-            <w:r>
-              <w:rPr>
-                <w:rFonts w:ascii="Arial" w:hAnsi="Arial" w:cs="Arial"/>
-                <w:sz w:val="16"/>
-                <w:szCs w:val="16"/>
-                <w:lang w:val="ru-RU"/>
-              </w:rPr>
-              <w:t>неизвестна у</w:t>
-            </w:r>
-            <w:r>
-              <w:rPr>
-                <w:rFonts w:ascii="Arial" w:hAnsi="Arial" w:cs="Arial"/>
-                <w:sz w:val="16"/>
-                <w:szCs w:val="16"/>
-                <w:lang w:val="ru-RU"/>
-              </w:rPr>
-              <w:t xml:space="preserve"> 9 женщин</w:t>
-            </w:r>
-            <w:r>
-              <w:rPr>
-                <w:rFonts w:ascii="Arial" w:hAnsi="Arial" w:cs="Arial"/>
-                <w:sz w:val="16"/>
-                <w:szCs w:val="16"/>
-                <w:lang w:val="ru-RU"/>
-              </w:rPr>
-              <w:t>;</w:t>
-            </w:r>
-            <w:r>
-              <w:rPr>
-                <w:rFonts w:ascii="Arial" w:hAnsi="Arial" w:cs="Arial"/>
-                <w:sz w:val="16"/>
-                <w:szCs w:val="16"/>
-                <w:lang w:val="ru-RU"/>
-              </w:rPr>
-              <w:t xml:space="preserve"> </w:t>
-            </w:r>
           </w:p>
           <w:p>
             <w:pPr>
@@ -575,33 +582,11 @@
             <w:r>
               <w:rPr>
                 <w:rFonts w:ascii="Arial" w:hAnsi="Arial" w:cs="Arial"/>
-                <w:b/>
-                <w:bCs/>
-                <w:sz w:val="16"/>
-                <w:szCs w:val="16"/>
-                <w:u w:val="single"/>
-                <w:lang w:val="ru-RU"/>
-              </w:rPr>
-              <w:t>Партийность</w:t>
-            </w:r>
-            <w:r>
-              <w:rPr>
-                <w:rFonts w:ascii="Arial" w:hAnsi="Arial" w:cs="Arial"/>
-                <w:sz w:val="16"/>
-                <w:szCs w:val="16"/>
-                <w:u w:val="single"/>
-                <w:lang w:val="ru-RU"/>
-              </w:rPr>
-              <w:t>:</w:t>
-            </w:r>
-            <w:r>
-              <w:rPr>
-                <w:rFonts w:ascii="Arial" w:hAnsi="Arial" w:cs="Arial"/>
-                <w:sz w:val="16"/>
-                <w:szCs w:val="16"/>
-                <w:lang w:val="ru-RU"/>
-              </w:rPr>
-              <w:t xml:space="preserve"> Беспартийные – 44 (62%)</w:t>
+                <w:sz w:val="16"/>
+                <w:szCs w:val="16"/>
+                <w:lang w:val="ru-RU"/>
+              </w:rPr>
+              <w:t>Партийность: Беспартийные – 44 (62%)</w:t>
             </w:r>
             <w:r>
               <w:rPr>
@@ -627,34 +612,11 @@
             <w:r>
               <w:rPr>
                 <w:rFonts w:ascii="Arial" w:hAnsi="Arial" w:cs="Arial"/>
-                <w:b/>
-                <w:bCs/>
-                <w:sz w:val="16"/>
-                <w:szCs w:val="16"/>
-                <w:u w:val="single"/>
-                <w:lang w:val="ru-RU"/>
-              </w:rPr>
-              <w:t>Образование:</w:t>
-            </w:r>
-            <w:r>
-              <w:rPr>
-                <w:rFonts w:ascii="Arial" w:hAnsi="Arial" w:cs="Arial"/>
-                <w:b/>
-                <w:bCs/>
-                <w:sz w:val="16"/>
-                <w:szCs w:val="16"/>
-                <w:lang w:val="ru-RU"/>
-              </w:rPr>
-              <w:t xml:space="preserve"> </w:t>
-            </w:r>
-            <w:r>
-              <w:rPr>
-                <w:rFonts w:ascii="Arial" w:hAnsi="Arial" w:cs="Arial"/>
-                <w:sz w:val="16"/>
-                <w:szCs w:val="16"/>
-                <w:lang w:val="ru-RU"/>
-              </w:rPr>
-              <w:t>среднее – 6, начальное – 6; неграмотная – 5; малограмотная</w:t>
+                <w:sz w:val="16"/>
+                <w:szCs w:val="16"/>
+                <w:lang w:val="ru-RU"/>
+              </w:rPr>
+              <w:t>Образование: среднее – 6, начальное – 6; неграмотная – 5; малограмотная</w:t>
             </w:r>
             <w:bookmarkStart w:id="1" w:name="OLE_LINK630"/>
             <w:r>
@@ -707,11 +669,8 @@
             <w:r>
               <w:rPr>
                 <w:rFonts w:ascii="Arial" w:hAnsi="Arial" w:cs="Arial"/>
-                <w:b/>
-                <w:bCs/>
-                <w:sz w:val="16"/>
-                <w:szCs w:val="16"/>
-                <w:u w:val="single"/>
+                <w:sz w:val="16"/>
+                <w:szCs w:val="16"/>
                 <w:lang w:val="ru-RU"/>
               </w:rPr>
               <w:t>Социальная страта/</w:t>
@@ -719,22 +678,16 @@
             <w:r>
               <w:rPr>
                 <w:rFonts w:ascii="Arial" w:hAnsi="Arial" w:cs="Arial"/>
-                <w:b/>
-                <w:bCs/>
-                <w:sz w:val="16"/>
-                <w:szCs w:val="16"/>
-                <w:u w:val="single"/>
+                <w:sz w:val="16"/>
+                <w:szCs w:val="16"/>
               </w:rPr>
               <w:t>g</w:t>
             </w:r>
             <w:r>
               <w:rPr>
                 <w:rFonts w:ascii="Arial" w:hAnsi="Arial" w:cs="Arial"/>
-                <w:b/>
-                <w:bCs/>
-                <w:sz w:val="16"/>
-                <w:szCs w:val="16"/>
-                <w:u w:val="single"/>
+                <w:sz w:val="16"/>
+                <w:szCs w:val="16"/>
                 <w:lang w:val="ru-RU"/>
               </w:rPr>
               <w:t>профессия</w:t>
@@ -800,49 +753,53 @@
                 <w:szCs w:val="16"/>
                 <w:lang w:val="ru-RU"/>
               </w:rPr>
-              <w:t xml:space="preserve"> – 4; учитель – 6; </w:t>
-            </w:r>
-          </w:p>
-          <w:p>
-            <w:pPr>
-              <w:rPr>
-                <w:rFonts w:ascii="Arial" w:hAnsi="Arial" w:cs="Arial"/>
-                <w:sz w:val="16"/>
-                <w:szCs w:val="16"/>
-                <w:lang w:val="ru-RU"/>
-              </w:rPr>
-            </w:pPr>
-            <w:r>
-              <w:rPr>
-                <w:rFonts w:ascii="Arial" w:hAnsi="Arial" w:cs="Arial"/>
-                <w:b/>
-                <w:bCs/>
-                <w:sz w:val="16"/>
-                <w:szCs w:val="16"/>
-                <w:u w:val="single"/>
-                <w:lang w:val="ru-RU"/>
-              </w:rPr>
-              <w:t>Репрессированные родственники</w:t>
-            </w:r>
-            <w:r>
-              <w:rPr>
-                <w:rFonts w:ascii="Arial" w:hAnsi="Arial" w:cs="Arial"/>
-                <w:b/>
-                <w:bCs/>
-                <w:sz w:val="16"/>
-                <w:szCs w:val="16"/>
-                <w:lang w:val="ru-RU"/>
-              </w:rPr>
-              <w:t xml:space="preserve">: </w:t>
-            </w:r>
-            <w:r>
-              <w:rPr>
-                <w:rFonts w:ascii="Arial" w:hAnsi="Arial" w:cs="Arial"/>
-                <w:sz w:val="16"/>
-                <w:szCs w:val="16"/>
-                <w:lang w:val="ru-RU"/>
-              </w:rPr>
-              <w:t>у 3-х женщин одновременно с ними расстреляны мужья</w:t>
+              <w:t xml:space="preserve"> – 4; учитель</w:t>
+            </w:r>
+            <w:r>
+              <w:rPr>
+                <w:rFonts w:ascii="Arial" w:hAnsi="Arial" w:cs="Arial"/>
+                <w:sz w:val="16"/>
+                <w:szCs w:val="16"/>
+                <w:lang w:val="ru-RU"/>
+              </w:rPr>
+              <w:t>ница</w:t>
+            </w:r>
+            <w:r>
+              <w:rPr>
+                <w:rFonts w:ascii="Arial" w:hAnsi="Arial" w:cs="Arial"/>
+                <w:sz w:val="16"/>
+                <w:szCs w:val="16"/>
+                <w:lang w:val="ru-RU"/>
+              </w:rPr>
+              <w:t xml:space="preserve"> – 6; </w:t>
+            </w:r>
+          </w:p>
+          <w:p>
+            <w:pPr>
+              <w:rPr>
+                <w:rFonts w:ascii="Arial" w:hAnsi="Arial" w:cs="Arial"/>
+                <w:sz w:val="16"/>
+                <w:szCs w:val="16"/>
+                <w:lang w:val="ru-RU"/>
+              </w:rPr>
+            </w:pPr>
+            <w:r>
+              <w:rPr>
+                <w:rFonts w:ascii="Arial" w:hAnsi="Arial" w:cs="Arial"/>
+                <w:sz w:val="16"/>
+                <w:szCs w:val="16"/>
+                <w:lang w:val="ru-RU"/>
+              </w:rPr>
+              <w:t>Репрессированные родственники: у</w:t>
+            </w:r>
+            <w:r>
+              <w:rPr>
+                <w:rFonts w:ascii="Arial" w:hAnsi="Arial" w:cs="Arial"/>
+                <w:sz w:val="16"/>
+                <w:szCs w:val="16"/>
+                <w:lang w:val="ru-RU"/>
+              </w:rPr>
+              <w:t xml:space="preserve"> 3-х женщин одновременно с ними расстреляны мужья</w:t>
             </w:r>
             <w:r>
               <w:rPr>
@@ -2319,6 +2276,7 @@
                 <w:szCs w:val="16"/>
                 <w:lang w:val="ru-RU"/>
               </w:rPr>
+              <w:lastRenderedPageBreak/>
               <w:t>Источник</w:t>
             </w:r>
             <w:r>
@@ -16392,76 +16350,21 @@
               </w:rPr>
               <w:t xml:space="preserve">;  </w:t>
             </w:r>
-            <w:r>
-              <w:fldChar w:fldCharType="begin"/>
-            </w:r>
-            <w:r>
-              <w:instrText>HYPERLINK</w:instrText>
-            </w:r>
-            <w:r>
-              <w:rPr>
-                <w:lang w:val="ru-RU"/>
-              </w:rPr>
-              <w:instrText xml:space="preserve"> "</w:instrText>
-            </w:r>
-            <w:r>
-              <w:instrText>https</w:instrText>
-            </w:r>
-            <w:r>
-              <w:rPr>
-                <w:lang w:val="ru-RU"/>
-              </w:rPr>
-              <w:instrText>://</w:instrText>
-            </w:r>
-            <w:r>
-              <w:instrText>ru</w:instrText>
-            </w:r>
-            <w:r>
-              <w:rPr>
-                <w:lang w:val="ru-RU"/>
-              </w:rPr>
-              <w:instrText>.</w:instrText>
-            </w:r>
-            <w:r>
-              <w:instrText>openlist</w:instrText>
-            </w:r>
-            <w:r>
-              <w:rPr>
-                <w:lang w:val="ru-RU"/>
-              </w:rPr>
-              <w:instrText>.</w:instrText>
-            </w:r>
-            <w:r>
-              <w:instrText>wiki</w:instrText>
-            </w:r>
-            <w:r>
-              <w:rPr>
-                <w:lang w:val="ru-RU"/>
-              </w:rPr>
-              <w:instrText>/Плешкунова_Анастасия_Сергеевна_(1895)"</w:instrText>
-            </w:r>
-            <w:r>
-              <w:rPr>
-                <w:rFonts w:hint="eastAsia"/>
-              </w:rPr>
-              <w:fldChar w:fldCharType="separate"/>
-            </w:r>
-            <w:r>
-              <w:rPr>
-                <w:rStyle w:val="Hyperlink"/>
-                <w:rFonts w:ascii="Arial" w:eastAsia="OpenSymbol" w:hAnsi="Arial" w:cs="Arial"/>
-                <w:b/>
-                <w:bCs/>
-                <w:color w:val="auto"/>
-                <w:sz w:val="16"/>
-                <w:szCs w:val="16"/>
-                <w:lang w:val="ru-RU"/>
-              </w:rPr>
-              <w:t>Архивная ссылка</w:t>
-            </w:r>
-            <w:r>
-              <w:fldChar w:fldCharType="end"/>
-            </w:r>
+            <w:hyperlink r:id="rId58" w:history="1">
+              <w:r>
+                <w:rPr>
+                  <w:rStyle w:val="Hyperlink"/>
+                  <w:rFonts w:ascii="Arial" w:eastAsia="OpenSymbol" w:hAnsi="Arial" w:cs="Arial"/>
+                  <w:b/>
+                  <w:bCs/>
+                  <w:color w:val="auto"/>
+                  <w:sz w:val="16"/>
+                  <w:szCs w:val="16"/>
+                  <w:lang w:val="ru-RU"/>
+                </w:rPr>
+                <w:t>Архивная ссылка</w:t>
+              </w:r>
+            </w:hyperlink>
           </w:p>
         </w:tc>
       </w:tr>
@@ -16689,76 +16592,21 @@
               </w:rPr>
               <w:t xml:space="preserve">;  </w:t>
             </w:r>
-            <w:r>
-              <w:fldChar w:fldCharType="begin"/>
-            </w:r>
-            <w:r>
-              <w:instrText>HYPERLINK</w:instrText>
-            </w:r>
-            <w:r>
-              <w:rPr>
-                <w:lang w:val="ru-RU"/>
-              </w:rPr>
-              <w:instrText xml:space="preserve"> "</w:instrText>
-            </w:r>
-            <w:r>
-              <w:instrText>https</w:instrText>
-            </w:r>
-            <w:r>
-              <w:rPr>
-                <w:lang w:val="ru-RU"/>
-              </w:rPr>
-              <w:instrText>://</w:instrText>
-            </w:r>
-            <w:r>
-              <w:instrText>ru</w:instrText>
-            </w:r>
-            <w:r>
-              <w:rPr>
-                <w:lang w:val="ru-RU"/>
-              </w:rPr>
-              <w:instrText>.</w:instrText>
-            </w:r>
-            <w:r>
-              <w:instrText>openlist</w:instrText>
-            </w:r>
-            <w:r>
-              <w:rPr>
-                <w:lang w:val="ru-RU"/>
-              </w:rPr>
-              <w:instrText>.</w:instrText>
-            </w:r>
-            <w:r>
-              <w:instrText>wiki</w:instrText>
-            </w:r>
-            <w:r>
-              <w:rPr>
-                <w:lang w:val="ru-RU"/>
-              </w:rPr>
-              <w:instrText>/Плякина_Екатерина_Макеевна_(1895)"</w:instrText>
-            </w:r>
-            <w:r>
-              <w:rPr>
-                <w:rFonts w:hint="eastAsia"/>
-              </w:rPr>
-              <w:fldChar w:fldCharType="separate"/>
-            </w:r>
-            <w:r>
-              <w:rPr>
-                <w:rStyle w:val="Hyperlink"/>
-                <w:rFonts w:ascii="Arial" w:eastAsia="OpenSymbol" w:hAnsi="Arial" w:cs="Arial"/>
-                <w:b/>
-                <w:bCs/>
-                <w:color w:val="auto"/>
-                <w:sz w:val="16"/>
-                <w:szCs w:val="16"/>
-                <w:lang w:val="ru-RU"/>
-              </w:rPr>
-              <w:t>Архивная ссылка</w:t>
-            </w:r>
-            <w:r>
-              <w:fldChar w:fldCharType="end"/>
-            </w:r>
+            <w:hyperlink r:id="rId59" w:history="1">
+              <w:r>
+                <w:rPr>
+                  <w:rStyle w:val="Hyperlink"/>
+                  <w:rFonts w:ascii="Arial" w:eastAsia="OpenSymbol" w:hAnsi="Arial" w:cs="Arial"/>
+                  <w:b/>
+                  <w:bCs/>
+                  <w:color w:val="auto"/>
+                  <w:sz w:val="16"/>
+                  <w:szCs w:val="16"/>
+                  <w:lang w:val="ru-RU"/>
+                </w:rPr>
+                <w:t>Архивная ссылка</w:t>
+              </w:r>
+            </w:hyperlink>
           </w:p>
         </w:tc>
       </w:tr>
@@ -17039,76 +16887,21 @@
               </w:rPr>
               <w:t xml:space="preserve">: Белорусский "Мемориал";  </w:t>
             </w:r>
-            <w:r>
-              <w:fldChar w:fldCharType="begin"/>
-            </w:r>
-            <w:r>
-              <w:instrText>HYPERLINK</w:instrText>
-            </w:r>
-            <w:r>
-              <w:rPr>
-                <w:lang w:val="ru-RU"/>
-              </w:rPr>
-              <w:instrText xml:space="preserve"> "</w:instrText>
-            </w:r>
-            <w:r>
-              <w:instrText>https</w:instrText>
-            </w:r>
-            <w:r>
-              <w:rPr>
-                <w:lang w:val="ru-RU"/>
-              </w:rPr>
-              <w:instrText>://</w:instrText>
-            </w:r>
-            <w:r>
-              <w:instrText>ru</w:instrText>
-            </w:r>
-            <w:r>
-              <w:rPr>
-                <w:lang w:val="ru-RU"/>
-              </w:rPr>
-              <w:instrText>.</w:instrText>
-            </w:r>
-            <w:r>
-              <w:instrText>openlist</w:instrText>
-            </w:r>
-            <w:r>
-              <w:rPr>
-                <w:lang w:val="ru-RU"/>
-              </w:rPr>
-              <w:instrText>.</w:instrText>
-            </w:r>
-            <w:r>
-              <w:instrText>wiki</w:instrText>
-            </w:r>
-            <w:r>
-              <w:rPr>
-                <w:lang w:val="ru-RU"/>
-              </w:rPr>
-              <w:instrText>/Пржездомская_Елена_Петровна_(1868)"</w:instrText>
-            </w:r>
-            <w:r>
-              <w:rPr>
-                <w:rFonts w:hint="eastAsia"/>
-              </w:rPr>
-              <w:fldChar w:fldCharType="separate"/>
-            </w:r>
-            <w:r>
-              <w:rPr>
-                <w:rStyle w:val="Hyperlink"/>
-                <w:rFonts w:ascii="Arial" w:hAnsi="Arial" w:cs="Arial"/>
-                <w:b/>
-                <w:bCs/>
-                <w:color w:val="auto"/>
-                <w:sz w:val="16"/>
-                <w:szCs w:val="16"/>
-                <w:lang w:val="ru-RU"/>
-              </w:rPr>
-              <w:t>Открытый список</w:t>
-            </w:r>
-            <w:r>
-              <w:fldChar w:fldCharType="end"/>
-            </w:r>
+            <w:hyperlink r:id="rId60" w:history="1">
+              <w:r>
+                <w:rPr>
+                  <w:rStyle w:val="Hyperlink"/>
+                  <w:rFonts w:ascii="Arial" w:hAnsi="Arial" w:cs="Arial"/>
+                  <w:b/>
+                  <w:bCs/>
+                  <w:color w:val="auto"/>
+                  <w:sz w:val="16"/>
+                  <w:szCs w:val="16"/>
+                  <w:lang w:val="ru-RU"/>
+                </w:rPr>
+                <w:t>Открытый список</w:t>
+              </w:r>
+            </w:hyperlink>
           </w:p>
         </w:tc>
       </w:tr>
@@ -17401,103 +17194,21 @@
               </w:rPr>
               <w:t xml:space="preserve">Житомирская обл., Том 5;  </w:t>
             </w:r>
-            <w:r>
-              <w:fldChar w:fldCharType="begin"/>
-            </w:r>
-            <w:r>
-              <w:instrText>HYPERLINK</w:instrText>
-            </w:r>
-            <w:r>
-              <w:rPr>
-                <w:lang w:val="ru-RU"/>
-              </w:rPr>
-              <w:instrText xml:space="preserve"> "</w:instrText>
-            </w:r>
-            <w:r>
-              <w:instrText>http</w:instrText>
-            </w:r>
-            <w:r>
-              <w:rPr>
-                <w:lang w:val="ru-RU"/>
-              </w:rPr>
-              <w:instrText>://</w:instrText>
-            </w:r>
-            <w:r>
-              <w:instrText>www</w:instrText>
-            </w:r>
-            <w:r>
-              <w:rPr>
-                <w:lang w:val="ru-RU"/>
-              </w:rPr>
-              <w:instrText>.</w:instrText>
-            </w:r>
-            <w:r>
-              <w:instrText>reabit</w:instrText>
-            </w:r>
-            <w:r>
-              <w:rPr>
-                <w:lang w:val="ru-RU"/>
-              </w:rPr>
-              <w:instrText>.</w:instrText>
-            </w:r>
-            <w:r>
-              <w:instrText>org</w:instrText>
-            </w:r>
-            <w:r>
-              <w:rPr>
-                <w:lang w:val="ru-RU"/>
-              </w:rPr>
-              <w:instrText>.</w:instrText>
-            </w:r>
-            <w:r>
-              <w:instrText>ua</w:instrText>
-            </w:r>
-            <w:r>
-              <w:rPr>
-                <w:lang w:val="ru-RU"/>
-              </w:rPr>
-              <w:instrText>/</w:instrText>
-            </w:r>
-            <w:r>
-              <w:instrText>nbr</w:instrText>
-            </w:r>
-            <w:r>
-              <w:rPr>
-                <w:lang w:val="ru-RU"/>
-              </w:rPr>
-              <w:instrText>/?</w:instrText>
-            </w:r>
-            <w:r>
-              <w:instrText>ID</w:instrText>
-            </w:r>
-            <w:r>
-              <w:rPr>
-                <w:lang w:val="ru-RU"/>
-              </w:rPr>
-              <w:instrText>=299351"</w:instrText>
-            </w:r>
-            <w:r>
-              <w:rPr>
-                <w:rFonts w:hint="eastAsia"/>
-              </w:rPr>
-              <w:fldChar w:fldCharType="separate"/>
-            </w:r>
-            <w:r>
-              <w:rPr>
-                <w:rStyle w:val="Hyperlink"/>
-                <w:rFonts w:ascii="Arial" w:hAnsi="Arial" w:cs="Arial"/>
-                <w:b/>
-                <w:bCs/>
-                <w:color w:val="auto"/>
-                <w:sz w:val="16"/>
-                <w:szCs w:val="16"/>
-                <w:lang w:val="ru-RU"/>
-              </w:rPr>
-              <w:t>Архивная ссылка</w:t>
-            </w:r>
-            <w:r>
-              <w:fldChar w:fldCharType="end"/>
-            </w:r>
+            <w:hyperlink r:id="rId61" w:history="1">
+              <w:r>
+                <w:rPr>
+                  <w:rStyle w:val="Hyperlink"/>
+                  <w:rFonts w:ascii="Arial" w:hAnsi="Arial" w:cs="Arial"/>
+                  <w:b/>
+                  <w:bCs/>
+                  <w:color w:val="auto"/>
+                  <w:sz w:val="16"/>
+                  <w:szCs w:val="16"/>
+                  <w:lang w:val="ru-RU"/>
+                </w:rPr>
+                <w:t>Архивная ссылка</w:t>
+              </w:r>
+            </w:hyperlink>
             <w:r>
               <w:rPr>
                 <w:rFonts w:ascii="Arial" w:hAnsi="Arial" w:cs="Arial"/>
@@ -17784,76 +17495,21 @@
               </w:rPr>
               <w:t xml:space="preserve">;  </w:t>
             </w:r>
-            <w:r>
-              <w:fldChar w:fldCharType="begin"/>
-            </w:r>
-            <w:r>
-              <w:instrText>HYPERLINK</w:instrText>
-            </w:r>
-            <w:r>
-              <w:rPr>
-                <w:lang w:val="ru-RU"/>
-              </w:rPr>
-              <w:instrText xml:space="preserve"> "</w:instrText>
-            </w:r>
-            <w:r>
-              <w:instrText>https</w:instrText>
-            </w:r>
-            <w:r>
-              <w:rPr>
-                <w:lang w:val="ru-RU"/>
-              </w:rPr>
-              <w:instrText>://</w:instrText>
-            </w:r>
-            <w:r>
-              <w:instrText>ru</w:instrText>
-            </w:r>
-            <w:r>
-              <w:rPr>
-                <w:lang w:val="ru-RU"/>
-              </w:rPr>
-              <w:instrText>.</w:instrText>
-            </w:r>
-            <w:r>
-              <w:instrText>openlist</w:instrText>
-            </w:r>
-            <w:r>
-              <w:rPr>
-                <w:lang w:val="ru-RU"/>
-              </w:rPr>
-              <w:instrText>.</w:instrText>
-            </w:r>
-            <w:r>
-              <w:instrText>wiki</w:instrText>
-            </w:r>
-            <w:r>
-              <w:rPr>
-                <w:lang w:val="ru-RU"/>
-              </w:rPr>
-              <w:instrText>/Рогалева_Акулина_Григорьевна_(1873)"</w:instrText>
-            </w:r>
-            <w:r>
-              <w:rPr>
-                <w:rFonts w:hint="eastAsia"/>
-              </w:rPr>
-              <w:fldChar w:fldCharType="separate"/>
-            </w:r>
-            <w:r>
-              <w:rPr>
-                <w:rStyle w:val="Hyperlink"/>
-                <w:rFonts w:ascii="Arial" w:eastAsia="OpenSymbol" w:hAnsi="Arial" w:cs="Arial"/>
-                <w:b/>
-                <w:bCs/>
-                <w:color w:val="auto"/>
-                <w:sz w:val="16"/>
-                <w:szCs w:val="16"/>
-                <w:lang w:val="ru-RU"/>
-              </w:rPr>
-              <w:t>Архивная ссылка</w:t>
-            </w:r>
-            <w:r>
-              <w:fldChar w:fldCharType="end"/>
-            </w:r>
+            <w:hyperlink r:id="rId62" w:history="1">
+              <w:r>
+                <w:rPr>
+                  <w:rStyle w:val="Hyperlink"/>
+                  <w:rFonts w:ascii="Arial" w:eastAsia="OpenSymbol" w:hAnsi="Arial" w:cs="Arial"/>
+                  <w:b/>
+                  <w:bCs/>
+                  <w:color w:val="auto"/>
+                  <w:sz w:val="16"/>
+                  <w:szCs w:val="16"/>
+                  <w:lang w:val="ru-RU"/>
+                </w:rPr>
+                <w:t>Архивная ссылка</w:t>
+              </w:r>
+            </w:hyperlink>
           </w:p>
         </w:tc>
       </w:tr>
@@ -18252,76 +17908,21 @@
               </w:rPr>
               <w:t xml:space="preserve">: Белорусский "Мемориал";  </w:t>
             </w:r>
-            <w:r>
-              <w:fldChar w:fldCharType="begin"/>
-            </w:r>
-            <w:r>
-              <w:instrText>HYPERLINK</w:instrText>
-            </w:r>
-            <w:r>
-              <w:rPr>
-                <w:lang w:val="ru-RU"/>
-              </w:rPr>
-              <w:instrText xml:space="preserve"> "</w:instrText>
-            </w:r>
-            <w:r>
-              <w:instrText>https</w:instrText>
-            </w:r>
-            <w:r>
-              <w:rPr>
-                <w:lang w:val="ru-RU"/>
-              </w:rPr>
-              <w:instrText>://</w:instrText>
-            </w:r>
-            <w:r>
-              <w:instrText>ru</w:instrText>
-            </w:r>
-            <w:r>
-              <w:rPr>
-                <w:lang w:val="ru-RU"/>
-              </w:rPr>
-              <w:instrText>.</w:instrText>
-            </w:r>
-            <w:r>
-              <w:instrText>openlist</w:instrText>
-            </w:r>
-            <w:r>
-              <w:rPr>
-                <w:lang w:val="ru-RU"/>
-              </w:rPr>
-              <w:instrText>.</w:instrText>
-            </w:r>
-            <w:r>
-              <w:instrText>wiki</w:instrText>
-            </w:r>
-            <w:r>
-              <w:rPr>
-                <w:lang w:val="ru-RU"/>
-              </w:rPr>
-              <w:instrText>/Рогинская_Мария_Константиновна_(1880)"</w:instrText>
-            </w:r>
-            <w:r>
-              <w:rPr>
-                <w:rFonts w:hint="eastAsia"/>
-              </w:rPr>
-              <w:fldChar w:fldCharType="separate"/>
-            </w:r>
-            <w:r>
-              <w:rPr>
-                <w:rStyle w:val="Hyperlink"/>
-                <w:rFonts w:ascii="Arial" w:hAnsi="Arial" w:cs="Arial"/>
-                <w:b/>
-                <w:bCs/>
-                <w:color w:val="auto"/>
-                <w:sz w:val="16"/>
-                <w:szCs w:val="16"/>
-                <w:lang w:val="ru-RU"/>
-              </w:rPr>
-              <w:t>Открытый список</w:t>
-            </w:r>
-            <w:r>
-              <w:fldChar w:fldCharType="end"/>
-            </w:r>
+            <w:hyperlink r:id="rId63" w:history="1">
+              <w:r>
+                <w:rPr>
+                  <w:rStyle w:val="Hyperlink"/>
+                  <w:rFonts w:ascii="Arial" w:hAnsi="Arial" w:cs="Arial"/>
+                  <w:b/>
+                  <w:bCs/>
+                  <w:color w:val="auto"/>
+                  <w:sz w:val="16"/>
+                  <w:szCs w:val="16"/>
+                  <w:lang w:val="ru-RU"/>
+                </w:rPr>
+                <w:t>Открытый список</w:t>
+              </w:r>
+            </w:hyperlink>
           </w:p>
         </w:tc>
       </w:tr>
@@ -18546,76 +18147,21 @@
               </w:rPr>
               <w:t xml:space="preserve">;  </w:t>
             </w:r>
-            <w:r>
-              <w:fldChar w:fldCharType="begin"/>
-            </w:r>
-            <w:r>
-              <w:instrText>HYPERLINK</w:instrText>
-            </w:r>
-            <w:r>
-              <w:rPr>
-                <w:lang w:val="ru-RU"/>
-              </w:rPr>
-              <w:instrText xml:space="preserve"> "</w:instrText>
-            </w:r>
-            <w:r>
-              <w:instrText>https</w:instrText>
-            </w:r>
-            <w:r>
-              <w:rPr>
-                <w:lang w:val="ru-RU"/>
-              </w:rPr>
-              <w:instrText>://</w:instrText>
-            </w:r>
-            <w:r>
-              <w:instrText>ru</w:instrText>
-            </w:r>
-            <w:r>
-              <w:rPr>
-                <w:lang w:val="ru-RU"/>
-              </w:rPr>
-              <w:instrText>.</w:instrText>
-            </w:r>
-            <w:r>
-              <w:instrText>openlist</w:instrText>
-            </w:r>
-            <w:r>
-              <w:rPr>
-                <w:lang w:val="ru-RU"/>
-              </w:rPr>
-              <w:instrText>.</w:instrText>
-            </w:r>
-            <w:r>
-              <w:instrText>wiki</w:instrText>
-            </w:r>
-            <w:r>
-              <w:rPr>
-                <w:lang w:val="ru-RU"/>
-              </w:rPr>
-              <w:instrText>/Рослякова_Юлия_Николаевна_(1872)"</w:instrText>
-            </w:r>
-            <w:r>
-              <w:rPr>
-                <w:rFonts w:hint="eastAsia"/>
-              </w:rPr>
-              <w:fldChar w:fldCharType="separate"/>
-            </w:r>
-            <w:r>
-              <w:rPr>
-                <w:rStyle w:val="Hyperlink"/>
-                <w:rFonts w:ascii="Arial" w:eastAsia="OpenSymbol" w:hAnsi="Arial" w:cs="Arial"/>
-                <w:b/>
-                <w:bCs/>
-                <w:color w:val="auto"/>
-                <w:sz w:val="16"/>
-                <w:szCs w:val="16"/>
-                <w:lang w:val="ru-RU"/>
-              </w:rPr>
-              <w:t>Архивная ссылка</w:t>
-            </w:r>
-            <w:r>
-              <w:fldChar w:fldCharType="end"/>
-            </w:r>
+            <w:hyperlink r:id="rId64" w:history="1">
+              <w:r>
+                <w:rPr>
+                  <w:rStyle w:val="Hyperlink"/>
+                  <w:rFonts w:ascii="Arial" w:eastAsia="OpenSymbol" w:hAnsi="Arial" w:cs="Arial"/>
+                  <w:b/>
+                  <w:bCs/>
+                  <w:color w:val="auto"/>
+                  <w:sz w:val="16"/>
+                  <w:szCs w:val="16"/>
+                  <w:lang w:val="ru-RU"/>
+                </w:rPr>
+                <w:t>Архивная ссылка</w:t>
+              </w:r>
+            </w:hyperlink>
           </w:p>
         </w:tc>
       </w:tr>
@@ -18838,76 +18384,21 @@
               </w:rPr>
               <w:t xml:space="preserve">;  </w:t>
             </w:r>
-            <w:r>
-              <w:fldChar w:fldCharType="begin"/>
-            </w:r>
-            <w:r>
-              <w:instrText>HYPERLINK</w:instrText>
-            </w:r>
-            <w:r>
-              <w:rPr>
-                <w:lang w:val="ru-RU"/>
-              </w:rPr>
-              <w:instrText xml:space="preserve"> "</w:instrText>
-            </w:r>
-            <w:r>
-              <w:instrText>https</w:instrText>
-            </w:r>
-            <w:r>
-              <w:rPr>
-                <w:lang w:val="ru-RU"/>
-              </w:rPr>
-              <w:instrText>://</w:instrText>
-            </w:r>
-            <w:r>
-              <w:instrText>ru</w:instrText>
-            </w:r>
-            <w:r>
-              <w:rPr>
-                <w:lang w:val="ru-RU"/>
-              </w:rPr>
-              <w:instrText>.</w:instrText>
-            </w:r>
-            <w:r>
-              <w:instrText>openlist</w:instrText>
-            </w:r>
-            <w:r>
-              <w:rPr>
-                <w:lang w:val="ru-RU"/>
-              </w:rPr>
-              <w:instrText>.</w:instrText>
-            </w:r>
-            <w:r>
-              <w:instrText>wiki</w:instrText>
-            </w:r>
-            <w:r>
-              <w:rPr>
-                <w:lang w:val="ru-RU"/>
-              </w:rPr>
-              <w:instrText>/Савина_Екатерина_Федоровна_(1883)"</w:instrText>
-            </w:r>
-            <w:r>
-              <w:rPr>
-                <w:rFonts w:hint="eastAsia"/>
-              </w:rPr>
-              <w:fldChar w:fldCharType="separate"/>
-            </w:r>
-            <w:r>
-              <w:rPr>
-                <w:rStyle w:val="Hyperlink"/>
-                <w:rFonts w:ascii="Arial" w:eastAsia="OpenSymbol" w:hAnsi="Arial" w:cs="Arial"/>
-                <w:b/>
-                <w:bCs/>
-                <w:color w:val="auto"/>
-                <w:sz w:val="16"/>
-                <w:szCs w:val="16"/>
-                <w:lang w:val="ru-RU"/>
-              </w:rPr>
-              <w:t>Архивная ссылка</w:t>
-            </w:r>
-            <w:r>
-              <w:fldChar w:fldCharType="end"/>
-            </w:r>
+            <w:hyperlink r:id="rId65" w:history="1">
+              <w:r>
+                <w:rPr>
+                  <w:rStyle w:val="Hyperlink"/>
+                  <w:rFonts w:ascii="Arial" w:eastAsia="OpenSymbol" w:hAnsi="Arial" w:cs="Arial"/>
+                  <w:b/>
+                  <w:bCs/>
+                  <w:color w:val="auto"/>
+                  <w:sz w:val="16"/>
+                  <w:szCs w:val="16"/>
+                  <w:lang w:val="ru-RU"/>
+                </w:rPr>
+                <w:t>Архивная ссылка</w:t>
+              </w:r>
+            </w:hyperlink>
           </w:p>
         </w:tc>
       </w:tr>
@@ -19182,76 +18673,21 @@
               </w:rPr>
               <w:t xml:space="preserve">;  </w:t>
             </w:r>
-            <w:r>
-              <w:fldChar w:fldCharType="begin"/>
-            </w:r>
-            <w:r>
-              <w:instrText>HYPERLINK</w:instrText>
-            </w:r>
-            <w:r>
-              <w:rPr>
-                <w:lang w:val="ru-RU"/>
-              </w:rPr>
-              <w:instrText xml:space="preserve"> "</w:instrText>
-            </w:r>
-            <w:r>
-              <w:instrText>https</w:instrText>
-            </w:r>
-            <w:r>
-              <w:rPr>
-                <w:lang w:val="ru-RU"/>
-              </w:rPr>
-              <w:instrText>://</w:instrText>
-            </w:r>
-            <w:r>
-              <w:instrText>ru</w:instrText>
-            </w:r>
-            <w:r>
-              <w:rPr>
-                <w:lang w:val="ru-RU"/>
-              </w:rPr>
-              <w:instrText>.</w:instrText>
-            </w:r>
-            <w:r>
-              <w:instrText>openlist</w:instrText>
-            </w:r>
-            <w:r>
-              <w:rPr>
-                <w:lang w:val="ru-RU"/>
-              </w:rPr>
-              <w:instrText>.</w:instrText>
-            </w:r>
-            <w:r>
-              <w:instrText>wiki</w:instrText>
-            </w:r>
-            <w:r>
-              <w:rPr>
-                <w:lang w:val="ru-RU"/>
-              </w:rPr>
-              <w:instrText>/Сасс_Анна_Анисимовна_(1897)"</w:instrText>
-            </w:r>
-            <w:r>
-              <w:rPr>
-                <w:rFonts w:hint="eastAsia"/>
-              </w:rPr>
-              <w:fldChar w:fldCharType="separate"/>
-            </w:r>
-            <w:r>
-              <w:rPr>
-                <w:rStyle w:val="Hyperlink"/>
-                <w:rFonts w:ascii="Arial" w:eastAsia="OpenSymbol" w:hAnsi="Arial" w:cs="Arial"/>
-                <w:b/>
-                <w:bCs/>
-                <w:color w:val="auto"/>
-                <w:sz w:val="16"/>
-                <w:szCs w:val="16"/>
-                <w:lang w:val="ru-RU"/>
-              </w:rPr>
-              <w:t>Архивная ссылка</w:t>
-            </w:r>
-            <w:r>
-              <w:fldChar w:fldCharType="end"/>
-            </w:r>
+            <w:hyperlink r:id="rId66" w:history="1">
+              <w:r>
+                <w:rPr>
+                  <w:rStyle w:val="Hyperlink"/>
+                  <w:rFonts w:ascii="Arial" w:eastAsia="OpenSymbol" w:hAnsi="Arial" w:cs="Arial"/>
+                  <w:b/>
+                  <w:bCs/>
+                  <w:color w:val="auto"/>
+                  <w:sz w:val="16"/>
+                  <w:szCs w:val="16"/>
+                  <w:lang w:val="ru-RU"/>
+                </w:rPr>
+                <w:t>Архивная ссылка</w:t>
+              </w:r>
+            </w:hyperlink>
           </w:p>
         </w:tc>
       </w:tr>
@@ -19505,76 +18941,21 @@
               </w:rPr>
               <w:t xml:space="preserve">;  </w:t>
             </w:r>
-            <w:r>
-              <w:fldChar w:fldCharType="begin"/>
-            </w:r>
-            <w:r>
-              <w:instrText>HYPERLINK</w:instrText>
-            </w:r>
-            <w:r>
-              <w:rPr>
-                <w:lang w:val="ru-RU"/>
-              </w:rPr>
-              <w:instrText xml:space="preserve"> "</w:instrText>
-            </w:r>
-            <w:r>
-              <w:instrText>https</w:instrText>
-            </w:r>
-            <w:r>
-              <w:rPr>
-                <w:lang w:val="ru-RU"/>
-              </w:rPr>
-              <w:instrText>://</w:instrText>
-            </w:r>
-            <w:r>
-              <w:instrText>ru</w:instrText>
-            </w:r>
-            <w:r>
-              <w:rPr>
-                <w:lang w:val="ru-RU"/>
-              </w:rPr>
-              <w:instrText>.</w:instrText>
-            </w:r>
-            <w:r>
-              <w:instrText>openlist</w:instrText>
-            </w:r>
-            <w:r>
-              <w:rPr>
-                <w:lang w:val="ru-RU"/>
-              </w:rPr>
-              <w:instrText>.</w:instrText>
-            </w:r>
-            <w:r>
-              <w:instrText>wiki</w:instrText>
-            </w:r>
-            <w:r>
-              <w:rPr>
-                <w:lang w:val="ru-RU"/>
-              </w:rPr>
-              <w:instrText>/Серкина_Евдокия_Емельяновна_(1875)"</w:instrText>
-            </w:r>
-            <w:r>
-              <w:rPr>
-                <w:rFonts w:hint="eastAsia"/>
-              </w:rPr>
-              <w:fldChar w:fldCharType="separate"/>
-            </w:r>
-            <w:r>
-              <w:rPr>
-                <w:rStyle w:val="Hyperlink"/>
-                <w:rFonts w:ascii="Arial" w:eastAsia="OpenSymbol" w:hAnsi="Arial" w:cs="Arial"/>
-                <w:b/>
-                <w:bCs/>
-                <w:color w:val="auto"/>
-                <w:sz w:val="16"/>
-                <w:szCs w:val="16"/>
-                <w:lang w:val="ru-RU"/>
-              </w:rPr>
-              <w:t>Архивная ссылка</w:t>
-            </w:r>
-            <w:r>
-              <w:fldChar w:fldCharType="end"/>
-            </w:r>
+            <w:hyperlink r:id="rId67" w:history="1">
+              <w:r>
+                <w:rPr>
+                  <w:rStyle w:val="Hyperlink"/>
+                  <w:rFonts w:ascii="Arial" w:eastAsia="OpenSymbol" w:hAnsi="Arial" w:cs="Arial"/>
+                  <w:b/>
+                  <w:bCs/>
+                  <w:color w:val="auto"/>
+                  <w:sz w:val="16"/>
+                  <w:szCs w:val="16"/>
+                  <w:lang w:val="ru-RU"/>
+                </w:rPr>
+                <w:t>Архивная ссылка</w:t>
+              </w:r>
+            </w:hyperlink>
           </w:p>
         </w:tc>
       </w:tr>
@@ -19595,96 +18976,23 @@
                 <w:lang w:val="ru-RU" w:eastAsia="en-US" w:bidi="ar-SA"/>
               </w:rPr>
             </w:pPr>
-            <w:r>
-              <w:fldChar w:fldCharType="begin"/>
-            </w:r>
-            <w:r>
-              <w:instrText>HYPERLINK</w:instrText>
-            </w:r>
-            <w:r>
-              <w:rPr>
-                <w:lang w:val="ru-RU"/>
-              </w:rPr>
-              <w:instrText xml:space="preserve"> "</w:instrText>
-            </w:r>
-            <w:r>
-              <w:instrText>https</w:instrText>
-            </w:r>
-            <w:r>
-              <w:rPr>
-                <w:lang w:val="ru-RU"/>
-              </w:rPr>
-              <w:instrText>://</w:instrText>
-            </w:r>
-            <w:r>
-              <w:instrText>base</w:instrText>
-            </w:r>
-            <w:r>
-              <w:rPr>
-                <w:lang w:val="ru-RU"/>
-              </w:rPr>
-              <w:instrText>.</w:instrText>
-            </w:r>
-            <w:r>
-              <w:instrText>memo</w:instrText>
-            </w:r>
-            <w:r>
-              <w:rPr>
-                <w:lang w:val="ru-RU"/>
-              </w:rPr>
-              <w:instrText>.</w:instrText>
-            </w:r>
-            <w:r>
-              <w:instrText>ru</w:instrText>
-            </w:r>
-            <w:r>
-              <w:rPr>
-                <w:lang w:val="ru-RU"/>
-              </w:rPr>
-              <w:instrText>/</w:instrText>
-            </w:r>
-            <w:r>
-              <w:instrText>person</w:instrText>
-            </w:r>
-            <w:r>
-              <w:rPr>
-                <w:lang w:val="ru-RU"/>
-              </w:rPr>
-              <w:instrText>/</w:instrText>
-            </w:r>
-            <w:r>
-              <w:instrText>show</w:instrText>
-            </w:r>
-            <w:r>
-              <w:rPr>
-                <w:lang w:val="ru-RU"/>
-              </w:rPr>
-              <w:instrText>/2597236"</w:instrText>
-            </w:r>
-            <w:r>
-              <w:rPr>
-                <w:rFonts w:hint="eastAsia"/>
-              </w:rPr>
-              <w:fldChar w:fldCharType="separate"/>
-            </w:r>
-            <w:r>
-              <w:rPr>
-                <w:rStyle w:val="Hyperlink"/>
-                <w:rFonts w:ascii="Arial" w:hAnsi="Arial" w:cs="Arial"/>
-                <w:b/>
-                <w:bCs/>
-                <w:color w:val="auto"/>
-                <w:sz w:val="16"/>
-                <w:szCs w:val="16"/>
-                <w:bdr w:val="none" w:sz="0" w:space="0" w:color="auto" w:frame="1"/>
-                <w:shd w:val="clear" w:color="auto" w:fill="FFFFFF"/>
-                <w:lang w:val="ru-RU"/>
-              </w:rPr>
-              <w:t>Теплякова Татьяна Андреевна</w:t>
-            </w:r>
-            <w:r>
-              <w:fldChar w:fldCharType="end"/>
-            </w:r>
+            <w:hyperlink r:id="rId68" w:history="1">
+              <w:r>
+                <w:rPr>
+                  <w:rStyle w:val="Hyperlink"/>
+                  <w:rFonts w:ascii="Arial" w:hAnsi="Arial" w:cs="Arial"/>
+                  <w:b/>
+                  <w:bCs/>
+                  <w:color w:val="auto"/>
+                  <w:sz w:val="16"/>
+                  <w:szCs w:val="16"/>
+                  <w:bdr w:val="none" w:sz="0" w:space="0" w:color="auto" w:frame="1"/>
+                  <w:shd w:val="clear" w:color="auto" w:fill="FFFFFF"/>
+                  <w:lang w:val="ru-RU"/>
+                </w:rPr>
+                <w:t>Теплякова Татьяна Андреевна</w:t>
+              </w:r>
+            </w:hyperlink>
             <w:r>
               <w:rPr>
                 <w:rFonts w:ascii="Arial" w:hAnsi="Arial" w:cs="Arial"/>
@@ -19858,73 +19166,21 @@
               </w:rPr>
               <w:t xml:space="preserve">;  </w:t>
             </w:r>
-            <w:r>
-              <w:fldChar w:fldCharType="begin"/>
-            </w:r>
-            <w:r>
-              <w:instrText>HYPERLINK</w:instrText>
-            </w:r>
-            <w:r>
-              <w:rPr>
-                <w:lang w:val="ru-RU"/>
-              </w:rPr>
-              <w:instrText xml:space="preserve"> "</w:instrText>
-            </w:r>
-            <w:r>
-              <w:instrText>https</w:instrText>
-            </w:r>
-            <w:r>
-              <w:rPr>
-                <w:lang w:val="ru-RU"/>
-              </w:rPr>
-              <w:instrText>://</w:instrText>
-            </w:r>
-            <w:r>
-              <w:instrText>ru</w:instrText>
-            </w:r>
-            <w:r>
-              <w:rPr>
-                <w:lang w:val="ru-RU"/>
-              </w:rPr>
-              <w:instrText>.</w:instrText>
-            </w:r>
-            <w:r>
-              <w:instrText>openlist</w:instrText>
-            </w:r>
-            <w:r>
-              <w:rPr>
-                <w:lang w:val="ru-RU"/>
-              </w:rPr>
-              <w:instrText>.</w:instrText>
-            </w:r>
-            <w:r>
-              <w:instrText>wiki</w:instrText>
-            </w:r>
-            <w:r>
-              <w:rPr>
-                <w:lang w:val="ru-RU"/>
-              </w:rPr>
-              <w:instrText>/Теплякова_Татьяна_Андреевна_(1913)"</w:instrText>
-            </w:r>
-            <w:r>
-              <w:fldChar w:fldCharType="separate"/>
-            </w:r>
-            <w:r>
-              <w:rPr>
-                <w:rStyle w:val="Hyperlink"/>
-                <w:rFonts w:ascii="Arial" w:eastAsia="OpenSymbol" w:hAnsi="Arial" w:cs="Arial"/>
-                <w:b/>
-                <w:bCs/>
-                <w:color w:val="auto"/>
-                <w:sz w:val="16"/>
-                <w:szCs w:val="16"/>
-                <w:lang w:val="ru-RU"/>
-              </w:rPr>
-              <w:t>Архивная ссылка</w:t>
-            </w:r>
-            <w:r>
-              <w:fldChar w:fldCharType="end"/>
-            </w:r>
+            <w:hyperlink r:id="rId69" w:history="1">
+              <w:r>
+                <w:rPr>
+                  <w:rStyle w:val="Hyperlink"/>
+                  <w:rFonts w:ascii="Arial" w:eastAsia="OpenSymbol" w:hAnsi="Arial" w:cs="Arial"/>
+                  <w:b/>
+                  <w:bCs/>
+                  <w:color w:val="auto"/>
+                  <w:sz w:val="16"/>
+                  <w:szCs w:val="16"/>
+                  <w:lang w:val="ru-RU"/>
+                </w:rPr>
+                <w:t>Архивная ссылка</w:t>
+              </w:r>
+            </w:hyperlink>
           </w:p>
         </w:tc>
       </w:tr>
@@ -20200,76 +19456,21 @@
               </w:rPr>
               <w:t xml:space="preserve">;  </w:t>
             </w:r>
-            <w:r>
-              <w:fldChar w:fldCharType="begin"/>
-            </w:r>
-            <w:r>
-              <w:instrText>HYPERLINK</w:instrText>
-            </w:r>
-            <w:r>
-              <w:rPr>
-                <w:lang w:val="ru-RU"/>
-              </w:rPr>
-              <w:instrText xml:space="preserve"> "</w:instrText>
-            </w:r>
-            <w:r>
-              <w:instrText>https</w:instrText>
-            </w:r>
-            <w:r>
-              <w:rPr>
-                <w:lang w:val="ru-RU"/>
-              </w:rPr>
-              <w:instrText>://</w:instrText>
-            </w:r>
-            <w:r>
-              <w:instrText>ru</w:instrText>
-            </w:r>
-            <w:r>
-              <w:rPr>
-                <w:lang w:val="ru-RU"/>
-              </w:rPr>
-              <w:instrText>.</w:instrText>
-            </w:r>
-            <w:r>
-              <w:instrText>openlist</w:instrText>
-            </w:r>
-            <w:r>
-              <w:rPr>
-                <w:lang w:val="ru-RU"/>
-              </w:rPr>
-              <w:instrText>.</w:instrText>
-            </w:r>
-            <w:r>
-              <w:instrText>wiki</w:instrText>
-            </w:r>
-            <w:r>
-              <w:rPr>
-                <w:lang w:val="ru-RU"/>
-              </w:rPr>
-              <w:instrText>/Федорова_Александра_Федоровна_(1891)"</w:instrText>
-            </w:r>
-            <w:r>
-              <w:rPr>
-                <w:rFonts w:hint="eastAsia"/>
-              </w:rPr>
-              <w:fldChar w:fldCharType="separate"/>
-            </w:r>
-            <w:r>
-              <w:rPr>
-                <w:rStyle w:val="Hyperlink"/>
-                <w:rFonts w:ascii="Arial" w:hAnsi="Arial" w:cs="Arial"/>
-                <w:b/>
-                <w:bCs/>
-                <w:color w:val="auto"/>
-                <w:sz w:val="16"/>
-                <w:szCs w:val="16"/>
-                <w:lang w:val="ru-RU"/>
-              </w:rPr>
-              <w:t>Архивная ссылка</w:t>
-            </w:r>
-            <w:r>
-              <w:fldChar w:fldCharType="end"/>
-            </w:r>
+            <w:hyperlink r:id="rId70" w:history="1">
+              <w:r>
+                <w:rPr>
+                  <w:rStyle w:val="Hyperlink"/>
+                  <w:rFonts w:ascii="Arial" w:hAnsi="Arial" w:cs="Arial"/>
+                  <w:b/>
+                  <w:bCs/>
+                  <w:color w:val="auto"/>
+                  <w:sz w:val="16"/>
+                  <w:szCs w:val="16"/>
+                  <w:lang w:val="ru-RU"/>
+                </w:rPr>
+                <w:t>Архивная ссылка</w:t>
+              </w:r>
+            </w:hyperlink>
           </w:p>
         </w:tc>
       </w:tr>
@@ -20876,9 +20077,6 @@
               <w:instrText>=199848"</w:instrText>
             </w:r>
             <w:r>
-              <w:rPr>
-                <w:rFonts w:hint="eastAsia"/>
-              </w:rPr>
               <w:fldChar w:fldCharType="separate"/>
             </w:r>
             <w:r>
@@ -21166,76 +20364,21 @@
               </w:rPr>
               <w:t xml:space="preserve">;  </w:t>
             </w:r>
-            <w:r>
-              <w:fldChar w:fldCharType="begin"/>
-            </w:r>
-            <w:r>
-              <w:instrText>HYPERLINK</w:instrText>
-            </w:r>
-            <w:r>
-              <w:rPr>
-                <w:lang w:val="ru-RU"/>
-              </w:rPr>
-              <w:instrText xml:space="preserve"> "</w:instrText>
-            </w:r>
-            <w:r>
-              <w:instrText>https</w:instrText>
-            </w:r>
-            <w:r>
-              <w:rPr>
-                <w:lang w:val="ru-RU"/>
-              </w:rPr>
-              <w:instrText>://</w:instrText>
-            </w:r>
-            <w:r>
-              <w:instrText>ru</w:instrText>
-            </w:r>
-            <w:r>
-              <w:rPr>
-                <w:lang w:val="ru-RU"/>
-              </w:rPr>
-              <w:instrText>.</w:instrText>
-            </w:r>
-            <w:r>
-              <w:instrText>openlist</w:instrText>
-            </w:r>
-            <w:r>
-              <w:rPr>
-                <w:lang w:val="ru-RU"/>
-              </w:rPr>
-              <w:instrText>.</w:instrText>
-            </w:r>
-            <w:r>
-              <w:instrText>wiki</w:instrText>
-            </w:r>
-            <w:r>
-              <w:rPr>
-                <w:lang w:val="ru-RU"/>
-              </w:rPr>
-              <w:instrText>/Холодова_Анна_Матвеевна_(1876)"</w:instrText>
-            </w:r>
-            <w:r>
-              <w:rPr>
-                <w:rFonts w:hint="eastAsia"/>
-              </w:rPr>
-              <w:fldChar w:fldCharType="separate"/>
-            </w:r>
-            <w:r>
-              <w:rPr>
-                <w:rStyle w:val="Hyperlink"/>
-                <w:rFonts w:ascii="Arial" w:hAnsi="Arial" w:cs="Arial"/>
-                <w:b/>
-                <w:bCs/>
-                <w:color w:val="auto"/>
-                <w:sz w:val="16"/>
-                <w:szCs w:val="16"/>
-                <w:lang w:val="ru-RU"/>
-              </w:rPr>
-              <w:t>Архивная ссылка</w:t>
-            </w:r>
-            <w:r>
-              <w:fldChar w:fldCharType="end"/>
-            </w:r>
+            <w:hyperlink r:id="rId71" w:history="1">
+              <w:r>
+                <w:rPr>
+                  <w:rStyle w:val="Hyperlink"/>
+                  <w:rFonts w:ascii="Arial" w:hAnsi="Arial" w:cs="Arial"/>
+                  <w:b/>
+                  <w:bCs/>
+                  <w:color w:val="auto"/>
+                  <w:sz w:val="16"/>
+                  <w:szCs w:val="16"/>
+                  <w:lang w:val="ru-RU"/>
+                </w:rPr>
+                <w:t>Архивная ссылка</w:t>
+              </w:r>
+            </w:hyperlink>
           </w:p>
         </w:tc>
       </w:tr>
@@ -21452,76 +20595,21 @@
               </w:rPr>
               <w:t xml:space="preserve">;  </w:t>
             </w:r>
-            <w:r>
-              <w:fldChar w:fldCharType="begin"/>
-            </w:r>
-            <w:r>
-              <w:instrText>HYPERLINK</w:instrText>
-            </w:r>
-            <w:r>
-              <w:rPr>
-                <w:lang w:val="ru-RU"/>
-              </w:rPr>
-              <w:instrText xml:space="preserve"> "</w:instrText>
-            </w:r>
-            <w:r>
-              <w:instrText>https</w:instrText>
-            </w:r>
-            <w:r>
-              <w:rPr>
-                <w:lang w:val="ru-RU"/>
-              </w:rPr>
-              <w:instrText>://</w:instrText>
-            </w:r>
-            <w:r>
-              <w:instrText>ru</w:instrText>
-            </w:r>
-            <w:r>
-              <w:rPr>
-                <w:lang w:val="ru-RU"/>
-              </w:rPr>
-              <w:instrText>.</w:instrText>
-            </w:r>
-            <w:r>
-              <w:instrText>openlist</w:instrText>
-            </w:r>
-            <w:r>
-              <w:rPr>
-                <w:lang w:val="ru-RU"/>
-              </w:rPr>
-              <w:instrText>.</w:instrText>
-            </w:r>
-            <w:r>
-              <w:instrText>wiki</w:instrText>
-            </w:r>
-            <w:r>
-              <w:rPr>
-                <w:lang w:val="ru-RU"/>
-              </w:rPr>
-              <w:instrText>/Холодова_Анна_Матвеевна_(1876)"</w:instrText>
-            </w:r>
-            <w:r>
-              <w:rPr>
-                <w:rFonts w:hint="eastAsia"/>
-              </w:rPr>
-              <w:fldChar w:fldCharType="separate"/>
-            </w:r>
-            <w:r>
-              <w:rPr>
-                <w:rStyle w:val="Hyperlink"/>
-                <w:rFonts w:ascii="Arial" w:hAnsi="Arial" w:cs="Arial"/>
-                <w:b/>
-                <w:bCs/>
-                <w:color w:val="auto"/>
-                <w:sz w:val="16"/>
-                <w:szCs w:val="16"/>
-                <w:lang w:val="ru-RU"/>
-              </w:rPr>
-              <w:t>Архивная ссылка</w:t>
-            </w:r>
-            <w:r>
-              <w:fldChar w:fldCharType="end"/>
-            </w:r>
+            <w:hyperlink r:id="rId72" w:history="1">
+              <w:r>
+                <w:rPr>
+                  <w:rStyle w:val="Hyperlink"/>
+                  <w:rFonts w:ascii="Arial" w:hAnsi="Arial" w:cs="Arial"/>
+                  <w:b/>
+                  <w:bCs/>
+                  <w:color w:val="auto"/>
+                  <w:sz w:val="16"/>
+                  <w:szCs w:val="16"/>
+                  <w:lang w:val="ru-RU"/>
+                </w:rPr>
+                <w:t>Архивная ссылка</w:t>
+              </w:r>
+            </w:hyperlink>
           </w:p>
         </w:tc>
       </w:tr>
@@ -21754,148 +20842,32 @@
               </w:rPr>
               <w:t xml:space="preserve">: Москва, расстрельные списки - Ваганьковское кладбище;  </w:t>
             </w:r>
-            <w:r>
-              <w:fldChar w:fldCharType="begin"/>
-            </w:r>
-            <w:r>
-              <w:instrText>HYPERLINK</w:instrText>
-            </w:r>
-            <w:r>
-              <w:rPr>
-                <w:lang w:val="ru-RU"/>
-              </w:rPr>
-              <w:instrText xml:space="preserve"> "</w:instrText>
-            </w:r>
-            <w:r>
-              <w:instrText>https</w:instrText>
-            </w:r>
-            <w:r>
-              <w:rPr>
-                <w:lang w:val="ru-RU"/>
-              </w:rPr>
-              <w:instrText>://</w:instrText>
-            </w:r>
-            <w:r>
-              <w:instrText>ru</w:instrText>
-            </w:r>
-            <w:r>
-              <w:rPr>
-                <w:lang w:val="ru-RU"/>
-              </w:rPr>
-              <w:instrText>.</w:instrText>
-            </w:r>
-            <w:r>
-              <w:instrText>openlist</w:instrText>
-            </w:r>
-            <w:r>
-              <w:rPr>
-                <w:lang w:val="ru-RU"/>
-              </w:rPr>
-              <w:instrText>.</w:instrText>
-            </w:r>
-            <w:r>
-              <w:instrText>wiki</w:instrText>
-            </w:r>
-            <w:r>
-              <w:rPr>
-                <w:lang w:val="ru-RU"/>
-              </w:rPr>
-              <w:instrText>/Ширинская_Азиза_Рахимовна_(1902)" \</w:instrText>
-            </w:r>
-            <w:r>
-              <w:instrText>h</w:instrText>
-            </w:r>
-            <w:r>
-              <w:rPr>
-                <w:rFonts w:hint="eastAsia"/>
-              </w:rPr>
-              <w:fldChar w:fldCharType="separate"/>
-            </w:r>
-            <w:r>
-              <w:rPr>
-                <w:rFonts w:ascii="Arial" w:eastAsia="Arial" w:hAnsi="Arial" w:cs="Arial"/>
-                <w:b/>
-                <w:sz w:val="16"/>
-                <w:szCs w:val="16"/>
-                <w:u w:val="single" w:color="000000"/>
-                <w:lang w:val="ru-RU"/>
-              </w:rPr>
-              <w:t>Открытый списо</w:t>
-            </w:r>
-            <w:r>
-              <w:fldChar w:fldCharType="end"/>
-            </w:r>
-            <w:r>
-              <w:fldChar w:fldCharType="begin"/>
-            </w:r>
-            <w:r>
-              <w:instrText>HYPERLINK</w:instrText>
-            </w:r>
-            <w:r>
-              <w:rPr>
-                <w:lang w:val="ru-RU"/>
-              </w:rPr>
-              <w:instrText xml:space="preserve"> "</w:instrText>
-            </w:r>
-            <w:r>
-              <w:instrText>https</w:instrText>
-            </w:r>
-            <w:r>
-              <w:rPr>
-                <w:lang w:val="ru-RU"/>
-              </w:rPr>
-              <w:instrText>://</w:instrText>
-            </w:r>
-            <w:r>
-              <w:instrText>ru</w:instrText>
-            </w:r>
-            <w:r>
-              <w:rPr>
-                <w:lang w:val="ru-RU"/>
-              </w:rPr>
-              <w:instrText>.</w:instrText>
-            </w:r>
-            <w:r>
-              <w:instrText>openlist</w:instrText>
-            </w:r>
-            <w:r>
-              <w:rPr>
-                <w:lang w:val="ru-RU"/>
-              </w:rPr>
-              <w:instrText>.</w:instrText>
-            </w:r>
-            <w:r>
-              <w:instrText>wiki</w:instrText>
-            </w:r>
-            <w:r>
-              <w:rPr>
-                <w:lang w:val="ru-RU"/>
-              </w:rPr>
-              <w:instrText>/Авербах_Ида_Леонидовна_(1905)" \</w:instrText>
-            </w:r>
-            <w:r>
-              <w:instrText>h</w:instrText>
-            </w:r>
-            <w:r>
-              <w:rPr>
-                <w:rFonts w:hint="eastAsia"/>
-              </w:rPr>
-              <w:fldChar w:fldCharType="separate"/>
-            </w:r>
-            <w:r>
-              <w:rPr>
-                <w:rFonts w:ascii="Arial" w:eastAsia="Arial" w:hAnsi="Arial" w:cs="Arial"/>
-                <w:b/>
-                <w:sz w:val="16"/>
-                <w:szCs w:val="16"/>
-                <w:u w:val="single" w:color="000000"/>
-                <w:lang w:val="ru-RU"/>
-              </w:rPr>
-              <w:t>к</w:t>
-            </w:r>
-            <w:r>
-              <w:fldChar w:fldCharType="end"/>
-            </w:r>
+            <w:hyperlink r:id="rId73">
+              <w:r>
+                <w:rPr>
+                  <w:rFonts w:ascii="Arial" w:eastAsia="Arial" w:hAnsi="Arial" w:cs="Arial"/>
+                  <w:b/>
+                  <w:sz w:val="16"/>
+                  <w:szCs w:val="16"/>
+                  <w:u w:val="single" w:color="000000"/>
+                  <w:lang w:val="ru-RU"/>
+                </w:rPr>
+                <w:t>Открытый списо</w:t>
+              </w:r>
+            </w:hyperlink>
+            <w:hyperlink r:id="rId74">
+              <w:r>
+                <w:rPr>
+                  <w:rFonts w:ascii="Arial" w:eastAsia="Arial" w:hAnsi="Arial" w:cs="Arial"/>
+                  <w:b/>
+                  <w:sz w:val="16"/>
+                  <w:szCs w:val="16"/>
+                  <w:u w:val="single" w:color="000000"/>
+                  <w:lang w:val="ru-RU"/>
+                </w:rPr>
+                <w:t>к</w:t>
+              </w:r>
+            </w:hyperlink>
           </w:p>
         </w:tc>
       </w:tr>
@@ -22204,73 +21176,21 @@
               </w:rPr>
               <w:t xml:space="preserve">;  </w:t>
             </w:r>
-            <w:r>
-              <w:fldChar w:fldCharType="begin"/>
-            </w:r>
-            <w:r>
-              <w:instrText>HYPERLINK</w:instrText>
-            </w:r>
-            <w:r>
-              <w:rPr>
-                <w:lang w:val="ru-RU"/>
-              </w:rPr>
-              <w:instrText xml:space="preserve"> "</w:instrText>
-            </w:r>
-            <w:r>
-              <w:instrText>https</w:instrText>
-            </w:r>
-            <w:r>
-              <w:rPr>
-                <w:lang w:val="ru-RU"/>
-              </w:rPr>
-              <w:instrText>://</w:instrText>
-            </w:r>
-            <w:r>
-              <w:instrText>ru</w:instrText>
-            </w:r>
-            <w:r>
-              <w:rPr>
-                <w:lang w:val="ru-RU"/>
-              </w:rPr>
-              <w:instrText>.</w:instrText>
-            </w:r>
-            <w:r>
-              <w:instrText>openlist</w:instrText>
-            </w:r>
-            <w:r>
-              <w:rPr>
-                <w:lang w:val="ru-RU"/>
-              </w:rPr>
-              <w:instrText>.</w:instrText>
-            </w:r>
-            <w:r>
-              <w:instrText>wiki</w:instrText>
-            </w:r>
-            <w:r>
-              <w:rPr>
-                <w:lang w:val="ru-RU"/>
-              </w:rPr>
-              <w:instrText>/Шкиль_Валентина_Семеновна_(1900)"</w:instrText>
-            </w:r>
-            <w:r>
-              <w:fldChar w:fldCharType="separate"/>
-            </w:r>
-            <w:r>
-              <w:rPr>
-                <w:rStyle w:val="Hyperlink"/>
-                <w:rFonts w:ascii="Arial" w:hAnsi="Arial" w:cs="Arial"/>
-                <w:b/>
-                <w:bCs/>
-                <w:color w:val="auto"/>
-                <w:sz w:val="16"/>
-                <w:szCs w:val="16"/>
-                <w:lang w:val="ru-RU"/>
-              </w:rPr>
-              <w:t>Архивная ссылка</w:t>
-            </w:r>
-            <w:r>
-              <w:fldChar w:fldCharType="end"/>
-            </w:r>
+            <w:hyperlink r:id="rId75" w:history="1">
+              <w:r>
+                <w:rPr>
+                  <w:rStyle w:val="Hyperlink"/>
+                  <w:rFonts w:ascii="Arial" w:hAnsi="Arial" w:cs="Arial"/>
+                  <w:b/>
+                  <w:bCs/>
+                  <w:color w:val="auto"/>
+                  <w:sz w:val="16"/>
+                  <w:szCs w:val="16"/>
+                  <w:lang w:val="ru-RU"/>
+                </w:rPr>
+                <w:t>Архивная ссылка</w:t>
+              </w:r>
+            </w:hyperlink>
           </w:p>
         </w:tc>
       </w:tr>
@@ -22483,76 +21403,21 @@
               </w:rPr>
               <w:t xml:space="preserve">;  </w:t>
             </w:r>
-            <w:r>
-              <w:fldChar w:fldCharType="begin"/>
-            </w:r>
-            <w:r>
-              <w:instrText>HYPERLINK</w:instrText>
-            </w:r>
-            <w:r>
-              <w:rPr>
-                <w:lang w:val="ru-RU"/>
-              </w:rPr>
-              <w:instrText xml:space="preserve"> "</w:instrText>
-            </w:r>
-            <w:r>
-              <w:instrText>https</w:instrText>
-            </w:r>
-            <w:r>
-              <w:rPr>
-                <w:lang w:val="ru-RU"/>
-              </w:rPr>
-              <w:instrText>://</w:instrText>
-            </w:r>
-            <w:r>
-              <w:instrText>ru</w:instrText>
-            </w:r>
-            <w:r>
-              <w:rPr>
-                <w:lang w:val="ru-RU"/>
-              </w:rPr>
-              <w:instrText>.</w:instrText>
-            </w:r>
-            <w:r>
-              <w:instrText>openlist</w:instrText>
-            </w:r>
-            <w:r>
-              <w:rPr>
-                <w:lang w:val="ru-RU"/>
-              </w:rPr>
-              <w:instrText>.</w:instrText>
-            </w:r>
-            <w:r>
-              <w:instrText>wiki</w:instrText>
-            </w:r>
-            <w:r>
-              <w:rPr>
-                <w:lang w:val="ru-RU"/>
-              </w:rPr>
-              <w:instrText>/Шкурина_Татьяна_Марковна_(1883)"</w:instrText>
-            </w:r>
-            <w:r>
-              <w:rPr>
-                <w:rFonts w:hint="eastAsia"/>
-              </w:rPr>
-              <w:fldChar w:fldCharType="separate"/>
-            </w:r>
-            <w:r>
-              <w:rPr>
-                <w:rStyle w:val="Hyperlink"/>
-                <w:rFonts w:ascii="Arial" w:hAnsi="Arial" w:cs="Arial"/>
-                <w:b/>
-                <w:bCs/>
-                <w:color w:val="auto"/>
-                <w:sz w:val="16"/>
-                <w:szCs w:val="16"/>
-                <w:lang w:val="ru-RU"/>
-              </w:rPr>
-              <w:t>Архивная ссылка</w:t>
-            </w:r>
-            <w:r>
-              <w:fldChar w:fldCharType="end"/>
-            </w:r>
+            <w:hyperlink r:id="rId76" w:history="1">
+              <w:r>
+                <w:rPr>
+                  <w:rStyle w:val="Hyperlink"/>
+                  <w:rFonts w:ascii="Arial" w:hAnsi="Arial" w:cs="Arial"/>
+                  <w:b/>
+                  <w:bCs/>
+                  <w:color w:val="auto"/>
+                  <w:sz w:val="16"/>
+                  <w:szCs w:val="16"/>
+                  <w:lang w:val="ru-RU"/>
+                </w:rPr>
+                <w:t>Архивная ссылка</w:t>
+              </w:r>
+            </w:hyperlink>
           </w:p>
         </w:tc>
       </w:tr>
@@ -22868,7 +21733,7 @@
               </w:rPr>
               <w:t xml:space="preserve">;  </w:t>
             </w:r>
-            <w:hyperlink r:id="rId58" w:history="1">
+            <w:hyperlink r:id="rId77" w:history="1">
               <w:r>
                 <w:rPr>
                   <w:rStyle w:val="Hyperlink"/>

--- a/docs/BYYEAR/Расстреляны_1933.docx
+++ b/docs/BYYEAR/Расстреляны_1933.docx
@@ -324,9 +324,30 @@
                 <w:rFonts w:ascii="Arial" w:hAnsi="Arial" w:cs="Arial"/>
                 <w:sz w:val="16"/>
                 <w:szCs w:val="16"/>
-                <w:lang w:val="ru-RU"/>
-              </w:rPr>
-              <w:t>Возрастной разброс: 18</w:t>
+                <w:u w:val="single"/>
+                <w:lang w:val="ru-RU"/>
+              </w:rPr>
+              <w:t>Возрастной разброс</w:t>
+            </w:r>
+            <w:r>
+              <w:rPr>
+                <w:rFonts w:ascii="Arial" w:hAnsi="Arial" w:cs="Arial"/>
+                <w:sz w:val="16"/>
+                <w:szCs w:val="16"/>
+                <w:u w:val="single"/>
+                <w:lang w:val="ru-RU"/>
+              </w:rPr>
+              <w:t xml:space="preserve"> – </w:t>
+            </w:r>
+            <w:r>
+              <w:rPr>
+                <w:rFonts w:ascii="Arial" w:hAnsi="Arial" w:cs="Arial"/>
+                <w:sz w:val="16"/>
+                <w:szCs w:val="16"/>
+                <w:u w:val="single"/>
+                <w:lang w:val="ru-RU"/>
+              </w:rPr>
+              <w:t>18</w:t>
             </w:r>
             <w:bookmarkStart w:id="0" w:name="OLE_LINK629"/>
             <w:r>
@@ -334,6 +355,7 @@
                 <w:rFonts w:ascii="Arial" w:hAnsi="Arial" w:cs="Arial"/>
                 <w:sz w:val="16"/>
                 <w:szCs w:val="16"/>
+                <w:u w:val="single"/>
                 <w:lang w:val="ru-RU"/>
               </w:rPr>
               <w:t xml:space="preserve"> – </w:t>
@@ -344,9 +366,37 @@
                 <w:rFonts w:ascii="Arial" w:hAnsi="Arial" w:cs="Arial"/>
                 <w:sz w:val="16"/>
                 <w:szCs w:val="16"/>
-                <w:lang w:val="ru-RU"/>
-              </w:rPr>
-              <w:t xml:space="preserve">78 год; Возраст </w:t>
+                <w:u w:val="single"/>
+                <w:lang w:val="ru-RU"/>
+              </w:rPr>
+              <w:t>78 год</w:t>
+            </w:r>
+            <w:r>
+              <w:rPr>
+                <w:rFonts w:ascii="Arial" w:hAnsi="Arial" w:cs="Arial"/>
+                <w:sz w:val="16"/>
+                <w:szCs w:val="16"/>
+                <w:lang w:val="ru-RU"/>
+              </w:rPr>
+              <w:t xml:space="preserve">; </w:t>
+            </w:r>
+            <w:r>
+              <w:rPr>
+                <w:rFonts w:ascii="Arial" w:hAnsi="Arial" w:cs="Arial"/>
+                <w:sz w:val="16"/>
+                <w:szCs w:val="16"/>
+                <w:lang w:val="ru-RU"/>
+              </w:rPr>
+              <w:t>в</w:t>
+            </w:r>
+            <w:r>
+              <w:rPr>
+                <w:rFonts w:ascii="Arial" w:hAnsi="Arial" w:cs="Arial"/>
+                <w:sz w:val="16"/>
+                <w:szCs w:val="16"/>
+                <w:lang w:val="ru-RU"/>
+              </w:rPr>
+              <w:t xml:space="preserve">озраст </w:t>
             </w:r>
             <w:r>
               <w:rPr>
@@ -391,6 +441,7 @@
                 <w:rFonts w:ascii="Arial" w:hAnsi="Arial" w:cs="Arial"/>
                 <w:sz w:val="16"/>
                 <w:szCs w:val="16"/>
+                <w:u w:val="single"/>
                 <w:lang w:val="ru-RU"/>
               </w:rPr>
               <w:t xml:space="preserve">Национальность известна </w:t>
@@ -400,6 +451,7 @@
                 <w:rFonts w:ascii="Arial" w:hAnsi="Arial" w:cs="Arial"/>
                 <w:sz w:val="16"/>
                 <w:szCs w:val="16"/>
+                <w:u w:val="single"/>
                 <w:lang w:val="ru-RU"/>
               </w:rPr>
               <w:t>у 62</w:t>
@@ -409,9 +461,19 @@
                 <w:rFonts w:ascii="Arial" w:hAnsi="Arial" w:cs="Arial"/>
                 <w:sz w:val="16"/>
                 <w:szCs w:val="16"/>
-                <w:lang w:val="ru-RU"/>
-              </w:rPr>
-              <w:t xml:space="preserve"> женщин из них: русская - 46; белоруска – 4; полька</w:t>
+                <w:u w:val="single"/>
+                <w:lang w:val="ru-RU"/>
+              </w:rPr>
+              <w:t xml:space="preserve"> женщин из них</w:t>
+            </w:r>
+            <w:r>
+              <w:rPr>
+                <w:rFonts w:ascii="Arial" w:hAnsi="Arial" w:cs="Arial"/>
+                <w:sz w:val="16"/>
+                <w:szCs w:val="16"/>
+                <w:lang w:val="ru-RU"/>
+              </w:rPr>
+              <w:t>: русская - 46; белоруска – 4; полька</w:t>
             </w:r>
             <w:r>
               <w:rPr>
@@ -584,9 +646,37 @@
                 <w:rFonts w:ascii="Arial" w:hAnsi="Arial" w:cs="Arial"/>
                 <w:sz w:val="16"/>
                 <w:szCs w:val="16"/>
-                <w:lang w:val="ru-RU"/>
-              </w:rPr>
-              <w:t>Партийность: Беспартийные – 44 (62%)</w:t>
+                <w:u w:val="single"/>
+                <w:lang w:val="ru-RU"/>
+              </w:rPr>
+              <w:t>Партийность</w:t>
+            </w:r>
+            <w:r>
+              <w:rPr>
+                <w:rFonts w:ascii="Arial" w:hAnsi="Arial" w:cs="Arial"/>
+                <w:sz w:val="16"/>
+                <w:szCs w:val="16"/>
+                <w:lang w:val="ru-RU"/>
+              </w:rPr>
+              <w:t xml:space="preserve">: </w:t>
+            </w:r>
+            <w:r>
+              <w:rPr>
+                <w:rFonts w:ascii="Arial" w:hAnsi="Arial" w:cs="Arial"/>
+                <w:sz w:val="16"/>
+                <w:szCs w:val="16"/>
+                <w:lang w:val="ru-RU"/>
+              </w:rPr>
+              <w:t>б</w:t>
+            </w:r>
+            <w:r>
+              <w:rPr>
+                <w:rFonts w:ascii="Arial" w:hAnsi="Arial" w:cs="Arial"/>
+                <w:sz w:val="16"/>
+                <w:szCs w:val="16"/>
+                <w:lang w:val="ru-RU"/>
+              </w:rPr>
+              <w:t>еспартийные – 44 (62%)</w:t>
             </w:r>
             <w:r>
               <w:rPr>
@@ -614,9 +704,19 @@
                 <w:rFonts w:ascii="Arial" w:hAnsi="Arial" w:cs="Arial"/>
                 <w:sz w:val="16"/>
                 <w:szCs w:val="16"/>
-                <w:lang w:val="ru-RU"/>
-              </w:rPr>
-              <w:t>Образование: среднее – 6, начальное – 6; неграмотная – 5; малограмотная</w:t>
+                <w:u w:val="single"/>
+                <w:lang w:val="ru-RU"/>
+              </w:rPr>
+              <w:t>Образование</w:t>
+            </w:r>
+            <w:r>
+              <w:rPr>
+                <w:rFonts w:ascii="Arial" w:hAnsi="Arial" w:cs="Arial"/>
+                <w:sz w:val="16"/>
+                <w:szCs w:val="16"/>
+                <w:lang w:val="ru-RU"/>
+              </w:rPr>
+              <w:t>: среднее – 6, начальное – 6; неграмотная – 5; малограмотная</w:t>
             </w:r>
             <w:bookmarkStart w:id="1" w:name="OLE_LINK630"/>
             <w:r>
@@ -671,6 +771,7 @@
                 <w:rFonts w:ascii="Arial" w:hAnsi="Arial" w:cs="Arial"/>
                 <w:sz w:val="16"/>
                 <w:szCs w:val="16"/>
+                <w:u w:val="single"/>
                 <w:lang w:val="ru-RU"/>
               </w:rPr>
               <w:t>Социальная страта/</w:t>
@@ -680,6 +781,7 @@
                 <w:rFonts w:ascii="Arial" w:hAnsi="Arial" w:cs="Arial"/>
                 <w:sz w:val="16"/>
                 <w:szCs w:val="16"/>
+                <w:u w:val="single"/>
               </w:rPr>
               <w:t>g</w:t>
             </w:r>
@@ -688,6 +790,7 @@
                 <w:rFonts w:ascii="Arial" w:hAnsi="Arial" w:cs="Arial"/>
                 <w:sz w:val="16"/>
                 <w:szCs w:val="16"/>
+                <w:u w:val="single"/>
                 <w:lang w:val="ru-RU"/>
               </w:rPr>
               <w:t>профессия</w:t>
@@ -1002,9 +1105,19 @@
                 <w:rFonts w:ascii="Arial" w:hAnsi="Arial" w:cs="Arial"/>
                 <w:sz w:val="16"/>
                 <w:szCs w:val="16"/>
-                <w:lang w:val="ru-RU"/>
-              </w:rPr>
-              <w:t>20 женщин проживали в городах: Майкоп</w:t>
+                <w:u w:val="single"/>
+                <w:lang w:val="ru-RU"/>
+              </w:rPr>
+              <w:t>20 женщин проживали в городах</w:t>
+            </w:r>
+            <w:r>
+              <w:rPr>
+                <w:rFonts w:ascii="Arial" w:hAnsi="Arial" w:cs="Arial"/>
+                <w:sz w:val="16"/>
+                <w:szCs w:val="16"/>
+                <w:lang w:val="ru-RU"/>
+              </w:rPr>
+              <w:t>: Майкоп</w:t>
             </w:r>
             <w:r>
               <w:rPr>
@@ -1289,7 +1402,6 @@
         <w:tc>
           <w:tcPr>
             <w:tcW w:w="10980" w:type="dxa"/>
-            <w:shd w:val="clear" w:color="auto" w:fill="auto"/>
             <w:vAlign w:val="center"/>
           </w:tcPr>
           <w:p>
@@ -1551,7 +1663,6 @@
         <w:tc>
           <w:tcPr>
             <w:tcW w:w="10980" w:type="dxa"/>
-            <w:shd w:val="clear" w:color="auto" w:fill="auto"/>
             <w:vAlign w:val="center"/>
           </w:tcPr>
           <w:p>
@@ -1784,7 +1895,6 @@
         <w:tc>
           <w:tcPr>
             <w:tcW w:w="10980" w:type="dxa"/>
-            <w:shd w:val="clear" w:color="auto" w:fill="auto"/>
             <w:vAlign w:val="center"/>
           </w:tcPr>
           <w:p>
@@ -2021,7 +2131,6 @@
         <w:tc>
           <w:tcPr>
             <w:tcW w:w="10980" w:type="dxa"/>
-            <w:shd w:val="clear" w:color="auto" w:fill="auto"/>
             <w:vAlign w:val="center"/>
           </w:tcPr>
           <w:p>
@@ -2319,7 +2428,6 @@
         <w:tc>
           <w:tcPr>
             <w:tcW w:w="10980" w:type="dxa"/>
-            <w:shd w:val="clear" w:color="auto" w:fill="auto"/>
             <w:vAlign w:val="center"/>
           </w:tcPr>
           <w:p>
@@ -2714,7 +2822,6 @@
         <w:tc>
           <w:tcPr>
             <w:tcW w:w="10980" w:type="dxa"/>
-            <w:shd w:val="clear" w:color="auto" w:fill="auto"/>
             <w:vAlign w:val="center"/>
           </w:tcPr>
           <w:p>
@@ -3011,7 +3118,6 @@
         <w:tc>
           <w:tcPr>
             <w:tcW w:w="10980" w:type="dxa"/>
-            <w:shd w:val="clear" w:color="auto" w:fill="auto"/>
             <w:vAlign w:val="center"/>
           </w:tcPr>
           <w:p>
@@ -3289,7 +3395,6 @@
         <w:tc>
           <w:tcPr>
             <w:tcW w:w="10980" w:type="dxa"/>
-            <w:shd w:val="clear" w:color="auto" w:fill="auto"/>
             <w:vAlign w:val="center"/>
           </w:tcPr>
           <w:p>
@@ -3556,7 +3661,6 @@
         <w:tc>
           <w:tcPr>
             <w:tcW w:w="10980" w:type="dxa"/>
-            <w:shd w:val="clear" w:color="auto" w:fill="auto"/>
             <w:vAlign w:val="center"/>
           </w:tcPr>
           <w:p>
@@ -3856,7 +3960,6 @@
         <w:tc>
           <w:tcPr>
             <w:tcW w:w="10980" w:type="dxa"/>
-            <w:shd w:val="clear" w:color="auto" w:fill="auto"/>
             <w:vAlign w:val="center"/>
           </w:tcPr>
           <w:p>
@@ -4107,7 +4210,6 @@
         <w:tc>
           <w:tcPr>
             <w:tcW w:w="10980" w:type="dxa"/>
-            <w:shd w:val="clear" w:color="auto" w:fill="auto"/>
             <w:vAlign w:val="center"/>
           </w:tcPr>
           <w:p>
@@ -4372,7 +4474,6 @@
         <w:tc>
           <w:tcPr>
             <w:tcW w:w="10980" w:type="dxa"/>
-            <w:shd w:val="clear" w:color="auto" w:fill="auto"/>
             <w:vAlign w:val="center"/>
           </w:tcPr>
           <w:p>
@@ -4675,7 +4776,6 @@
         <w:tc>
           <w:tcPr>
             <w:tcW w:w="10980" w:type="dxa"/>
-            <w:shd w:val="clear" w:color="auto" w:fill="auto"/>
             <w:vAlign w:val="center"/>
           </w:tcPr>
           <w:p>
@@ -4924,7 +5024,6 @@
         <w:tc>
           <w:tcPr>
             <w:tcW w:w="10980" w:type="dxa"/>
-            <w:shd w:val="clear" w:color="auto" w:fill="auto"/>
             <w:vAlign w:val="center"/>
           </w:tcPr>
           <w:p>
@@ -5279,7 +5378,6 @@
         <w:tc>
           <w:tcPr>
             <w:tcW w:w="10980" w:type="dxa"/>
-            <w:shd w:val="clear" w:color="auto" w:fill="auto"/>
             <w:vAlign w:val="center"/>
           </w:tcPr>
           <w:p>
@@ -5677,7 +5775,6 @@
         <w:tc>
           <w:tcPr>
             <w:tcW w:w="10980" w:type="dxa"/>
-            <w:shd w:val="clear" w:color="auto" w:fill="auto"/>
             <w:vAlign w:val="center"/>
           </w:tcPr>
           <w:p>
@@ -5915,7 +6012,6 @@
         <w:tc>
           <w:tcPr>
             <w:tcW w:w="10980" w:type="dxa"/>
-            <w:shd w:val="clear" w:color="auto" w:fill="auto"/>
             <w:vAlign w:val="center"/>
           </w:tcPr>
           <w:p>
@@ -6145,7 +6241,6 @@
         <w:tc>
           <w:tcPr>
             <w:tcW w:w="10980" w:type="dxa"/>
-            <w:shd w:val="clear" w:color="auto" w:fill="auto"/>
             <w:vAlign w:val="center"/>
           </w:tcPr>
           <w:p>
@@ -6389,7 +6484,6 @@
         <w:tc>
           <w:tcPr>
             <w:tcW w:w="10980" w:type="dxa"/>
-            <w:shd w:val="clear" w:color="auto" w:fill="auto"/>
             <w:vAlign w:val="center"/>
           </w:tcPr>
           <w:p>
@@ -6662,7 +6756,6 @@
         <w:tc>
           <w:tcPr>
             <w:tcW w:w="10980" w:type="dxa"/>
-            <w:shd w:val="clear" w:color="auto" w:fill="auto"/>
             <w:vAlign w:val="center"/>
           </w:tcPr>
           <w:p>
@@ -6942,7 +7035,6 @@
         <w:tc>
           <w:tcPr>
             <w:tcW w:w="10980" w:type="dxa"/>
-            <w:shd w:val="clear" w:color="auto" w:fill="auto"/>
             <w:vAlign w:val="center"/>
           </w:tcPr>
           <w:p>
@@ -7202,7 +7294,6 @@
         <w:tc>
           <w:tcPr>
             <w:tcW w:w="10980" w:type="dxa"/>
-            <w:shd w:val="clear" w:color="auto" w:fill="auto"/>
             <w:vAlign w:val="center"/>
           </w:tcPr>
           <w:p>
@@ -7538,7 +7629,6 @@
         <w:tc>
           <w:tcPr>
             <w:tcW w:w="10980" w:type="dxa"/>
-            <w:shd w:val="clear" w:color="auto" w:fill="auto"/>
             <w:vAlign w:val="center"/>
           </w:tcPr>
           <w:p>
@@ -7758,7 +7848,6 @@
         <w:tc>
           <w:tcPr>
             <w:tcW w:w="10980" w:type="dxa"/>
-            <w:shd w:val="clear" w:color="auto" w:fill="auto"/>
             <w:vAlign w:val="center"/>
           </w:tcPr>
           <w:p>
@@ -8009,7 +8098,6 @@
         <w:tc>
           <w:tcPr>
             <w:tcW w:w="10980" w:type="dxa"/>
-            <w:shd w:val="clear" w:color="auto" w:fill="auto"/>
             <w:vAlign w:val="center"/>
           </w:tcPr>
           <w:p>
@@ -8267,7 +8355,6 @@
         <w:tc>
           <w:tcPr>
             <w:tcW w:w="10980" w:type="dxa"/>
-            <w:shd w:val="clear" w:color="auto" w:fill="auto"/>
             <w:vAlign w:val="center"/>
           </w:tcPr>
           <w:p>
@@ -8554,7 +8641,6 @@
         <w:tc>
           <w:tcPr>
             <w:tcW w:w="10980" w:type="dxa"/>
-            <w:shd w:val="clear" w:color="auto" w:fill="auto"/>
             <w:vAlign w:val="center"/>
           </w:tcPr>
           <w:p>
@@ -8809,7 +8895,6 @@
         <w:tc>
           <w:tcPr>
             <w:tcW w:w="10980" w:type="dxa"/>
-            <w:shd w:val="clear" w:color="auto" w:fill="auto"/>
             <w:vAlign w:val="center"/>
           </w:tcPr>
           <w:p>
@@ -9074,7 +9159,6 @@
         <w:tc>
           <w:tcPr>
             <w:tcW w:w="10980" w:type="dxa"/>
-            <w:shd w:val="clear" w:color="auto" w:fill="auto"/>
             <w:vAlign w:val="center"/>
           </w:tcPr>
           <w:p>
@@ -9588,7 +9672,6 @@
         <w:tc>
           <w:tcPr>
             <w:tcW w:w="10980" w:type="dxa"/>
-            <w:shd w:val="clear" w:color="auto" w:fill="auto"/>
             <w:vAlign w:val="center"/>
           </w:tcPr>
           <w:p>
@@ -9889,7 +9972,6 @@
         <w:tc>
           <w:tcPr>
             <w:tcW w:w="10980" w:type="dxa"/>
-            <w:shd w:val="clear" w:color="auto" w:fill="auto"/>
             <w:vAlign w:val="center"/>
           </w:tcPr>
           <w:p>
@@ -10204,7 +10286,6 @@
         <w:tc>
           <w:tcPr>
             <w:tcW w:w="10980" w:type="dxa"/>
-            <w:shd w:val="clear" w:color="auto" w:fill="auto"/>
             <w:vAlign w:val="center"/>
           </w:tcPr>
           <w:p>
@@ -10540,7 +10621,6 @@
         <w:tc>
           <w:tcPr>
             <w:tcW w:w="10980" w:type="dxa"/>
-            <w:shd w:val="clear" w:color="auto" w:fill="auto"/>
             <w:vAlign w:val="center"/>
           </w:tcPr>
           <w:p>
@@ -10866,7 +10946,6 @@
         <w:tc>
           <w:tcPr>
             <w:tcW w:w="10980" w:type="dxa"/>
-            <w:shd w:val="clear" w:color="auto" w:fill="auto"/>
             <w:vAlign w:val="center"/>
           </w:tcPr>
           <w:p>
@@ -11129,7 +11208,6 @@
         <w:tc>
           <w:tcPr>
             <w:tcW w:w="10980" w:type="dxa"/>
-            <w:shd w:val="clear" w:color="auto" w:fill="auto"/>
             <w:vAlign w:val="center"/>
           </w:tcPr>
           <w:p>
@@ -11422,7 +11500,6 @@
         <w:tc>
           <w:tcPr>
             <w:tcW w:w="10980" w:type="dxa"/>
-            <w:shd w:val="clear" w:color="auto" w:fill="auto"/>
             <w:vAlign w:val="center"/>
           </w:tcPr>
           <w:p>
@@ -11748,7 +11825,6 @@
         <w:tc>
           <w:tcPr>
             <w:tcW w:w="10980" w:type="dxa"/>
-            <w:shd w:val="clear" w:color="auto" w:fill="auto"/>
             <w:vAlign w:val="center"/>
           </w:tcPr>
           <w:p>
@@ -11976,7 +12052,6 @@
         <w:tc>
           <w:tcPr>
             <w:tcW w:w="10980" w:type="dxa"/>
-            <w:shd w:val="clear" w:color="auto" w:fill="auto"/>
             <w:vAlign w:val="center"/>
           </w:tcPr>
           <w:p>
@@ -12330,7 +12405,6 @@
         <w:tc>
           <w:tcPr>
             <w:tcW w:w="10980" w:type="dxa"/>
-            <w:shd w:val="clear" w:color="auto" w:fill="auto"/>
             <w:vAlign w:val="center"/>
           </w:tcPr>
           <w:p>
@@ -12602,7 +12676,6 @@
         <w:tc>
           <w:tcPr>
             <w:tcW w:w="10980" w:type="dxa"/>
-            <w:shd w:val="clear" w:color="auto" w:fill="auto"/>
             <w:vAlign w:val="center"/>
           </w:tcPr>
           <w:p>
@@ -12868,7 +12941,6 @@
         <w:tc>
           <w:tcPr>
             <w:tcW w:w="10980" w:type="dxa"/>
-            <w:shd w:val="clear" w:color="auto" w:fill="auto"/>
             <w:vAlign w:val="center"/>
           </w:tcPr>
           <w:p>
@@ -13259,7 +13331,6 @@
         <w:tc>
           <w:tcPr>
             <w:tcW w:w="10980" w:type="dxa"/>
-            <w:shd w:val="clear" w:color="auto" w:fill="auto"/>
             <w:vAlign w:val="center"/>
           </w:tcPr>
           <w:p>
@@ -13500,7 +13571,6 @@
         <w:tc>
           <w:tcPr>
             <w:tcW w:w="10980" w:type="dxa"/>
-            <w:shd w:val="clear" w:color="auto" w:fill="auto"/>
             <w:vAlign w:val="center"/>
           </w:tcPr>
           <w:p>
@@ -13802,7 +13872,6 @@
         <w:tc>
           <w:tcPr>
             <w:tcW w:w="10980" w:type="dxa"/>
-            <w:shd w:val="clear" w:color="auto" w:fill="auto"/>
             <w:vAlign w:val="center"/>
           </w:tcPr>
           <w:p>
@@ -14054,7 +14123,6 @@
         <w:tc>
           <w:tcPr>
             <w:tcW w:w="10980" w:type="dxa"/>
-            <w:shd w:val="clear" w:color="auto" w:fill="auto"/>
             <w:vAlign w:val="center"/>
           </w:tcPr>
           <w:p>
@@ -14303,7 +14371,6 @@
         <w:tc>
           <w:tcPr>
             <w:tcW w:w="10980" w:type="dxa"/>
-            <w:shd w:val="clear" w:color="auto" w:fill="auto"/>
             <w:vAlign w:val="center"/>
           </w:tcPr>
           <w:p>
@@ -14568,7 +14635,6 @@
         <w:tc>
           <w:tcPr>
             <w:tcW w:w="10980" w:type="dxa"/>
-            <w:shd w:val="clear" w:color="auto" w:fill="auto"/>
             <w:vAlign w:val="center"/>
           </w:tcPr>
           <w:p>
@@ -14849,7 +14915,6 @@
         <w:tc>
           <w:tcPr>
             <w:tcW w:w="10980" w:type="dxa"/>
-            <w:shd w:val="clear" w:color="auto" w:fill="auto"/>
             <w:vAlign w:val="center"/>
           </w:tcPr>
           <w:p>
@@ -15173,7 +15238,6 @@
         <w:tc>
           <w:tcPr>
             <w:tcW w:w="10980" w:type="dxa"/>
-            <w:shd w:val="clear" w:color="auto" w:fill="auto"/>
             <w:vAlign w:val="center"/>
           </w:tcPr>
           <w:p>
@@ -15434,7 +15498,6 @@
         <w:tc>
           <w:tcPr>
             <w:tcW w:w="10980" w:type="dxa"/>
-            <w:shd w:val="clear" w:color="auto" w:fill="auto"/>
             <w:vAlign w:val="center"/>
           </w:tcPr>
           <w:p>
@@ -15660,7 +15723,6 @@
         <w:tc>
           <w:tcPr>
             <w:tcW w:w="10980" w:type="dxa"/>
-            <w:shd w:val="clear" w:color="auto" w:fill="auto"/>
             <w:vAlign w:val="center"/>
           </w:tcPr>
           <w:p>
@@ -15977,7 +16039,6 @@
         <w:tc>
           <w:tcPr>
             <w:tcW w:w="10980" w:type="dxa"/>
-            <w:shd w:val="clear" w:color="auto" w:fill="auto"/>
             <w:vAlign w:val="center"/>
           </w:tcPr>
           <w:p>
@@ -16372,7 +16433,6 @@
         <w:tc>
           <w:tcPr>
             <w:tcW w:w="10980" w:type="dxa"/>
-            <w:shd w:val="clear" w:color="auto" w:fill="auto"/>
             <w:vAlign w:val="center"/>
           </w:tcPr>
           <w:p>
@@ -16614,7 +16674,6 @@
         <w:tc>
           <w:tcPr>
             <w:tcW w:w="10980" w:type="dxa"/>
-            <w:shd w:val="clear" w:color="auto" w:fill="auto"/>
             <w:vAlign w:val="center"/>
           </w:tcPr>
           <w:p>
@@ -16909,7 +16968,6 @@
         <w:tc>
           <w:tcPr>
             <w:tcW w:w="10980" w:type="dxa"/>
-            <w:shd w:val="clear" w:color="auto" w:fill="auto"/>
             <w:vAlign w:val="center"/>
           </w:tcPr>
           <w:p>
@@ -17225,7 +17283,6 @@
         <w:tc>
           <w:tcPr>
             <w:tcW w:w="10980" w:type="dxa"/>
-            <w:shd w:val="clear" w:color="auto" w:fill="auto"/>
             <w:vAlign w:val="center"/>
           </w:tcPr>
           <w:p>
@@ -17517,7 +17574,6 @@
         <w:tc>
           <w:tcPr>
             <w:tcW w:w="10980" w:type="dxa"/>
-            <w:shd w:val="clear" w:color="auto" w:fill="auto"/>
             <w:vAlign w:val="center"/>
           </w:tcPr>
           <w:p>
@@ -17930,7 +17986,6 @@
         <w:tc>
           <w:tcPr>
             <w:tcW w:w="10980" w:type="dxa"/>
-            <w:shd w:val="clear" w:color="auto" w:fill="auto"/>
             <w:vAlign w:val="center"/>
           </w:tcPr>
           <w:p>
@@ -18169,7 +18224,6 @@
         <w:tc>
           <w:tcPr>
             <w:tcW w:w="10980" w:type="dxa"/>
-            <w:shd w:val="clear" w:color="auto" w:fill="auto"/>
             <w:vAlign w:val="center"/>
           </w:tcPr>
           <w:p>
@@ -18406,7 +18460,6 @@
         <w:tc>
           <w:tcPr>
             <w:tcW w:w="10980" w:type="dxa"/>
-            <w:shd w:val="clear" w:color="auto" w:fill="auto"/>
             <w:vAlign w:val="center"/>
           </w:tcPr>
           <w:p>
@@ -18695,7 +18748,6 @@
         <w:tc>
           <w:tcPr>
             <w:tcW w:w="10980" w:type="dxa"/>
-            <w:shd w:val="clear" w:color="auto" w:fill="auto"/>
             <w:vAlign w:val="center"/>
           </w:tcPr>
           <w:p>
@@ -18963,7 +19015,6 @@
         <w:tc>
           <w:tcPr>
             <w:tcW w:w="10980" w:type="dxa"/>
-            <w:shd w:val="clear" w:color="auto" w:fill="auto"/>
             <w:vAlign w:val="center"/>
           </w:tcPr>
           <w:p>
@@ -19188,7 +19239,6 @@
         <w:tc>
           <w:tcPr>
             <w:tcW w:w="10980" w:type="dxa"/>
-            <w:shd w:val="clear" w:color="auto" w:fill="auto"/>
             <w:vAlign w:val="center"/>
           </w:tcPr>
           <w:p>
@@ -19478,7 +19528,6 @@
         <w:tc>
           <w:tcPr>
             <w:tcW w:w="10980" w:type="dxa"/>
-            <w:shd w:val="clear" w:color="auto" w:fill="auto"/>
             <w:vAlign w:val="center"/>
           </w:tcPr>
           <w:p>
@@ -19787,7 +19836,6 @@
         <w:tc>
           <w:tcPr>
             <w:tcW w:w="10980" w:type="dxa"/>
-            <w:shd w:val="clear" w:color="auto" w:fill="auto"/>
             <w:vAlign w:val="center"/>
           </w:tcPr>
           <w:p>
@@ -20102,7 +20150,6 @@
         <w:tc>
           <w:tcPr>
             <w:tcW w:w="10980" w:type="dxa"/>
-            <w:shd w:val="clear" w:color="auto" w:fill="auto"/>
             <w:vAlign w:val="center"/>
           </w:tcPr>
           <w:p>
@@ -20386,7 +20433,6 @@
         <w:tc>
           <w:tcPr>
             <w:tcW w:w="10980" w:type="dxa"/>
-            <w:shd w:val="clear" w:color="auto" w:fill="auto"/>
             <w:vAlign w:val="center"/>
           </w:tcPr>
           <w:p>
@@ -20617,7 +20663,6 @@
         <w:tc>
           <w:tcPr>
             <w:tcW w:w="10980" w:type="dxa"/>
-            <w:shd w:val="clear" w:color="auto" w:fill="auto"/>
             <w:vAlign w:val="center"/>
           </w:tcPr>
           <w:p>
@@ -20875,7 +20920,6 @@
         <w:tc>
           <w:tcPr>
             <w:tcW w:w="10980" w:type="dxa"/>
-            <w:shd w:val="clear" w:color="auto" w:fill="auto"/>
             <w:vAlign w:val="center"/>
           </w:tcPr>
           <w:p>
@@ -21198,7 +21242,6 @@
         <w:tc>
           <w:tcPr>
             <w:tcW w:w="10980" w:type="dxa"/>
-            <w:shd w:val="clear" w:color="auto" w:fill="auto"/>
             <w:vAlign w:val="center"/>
           </w:tcPr>
           <w:p>
@@ -21425,7 +21468,6 @@
         <w:tc>
           <w:tcPr>
             <w:tcW w:w="10980" w:type="dxa"/>
-            <w:shd w:val="clear" w:color="auto" w:fill="auto"/>
             <w:vAlign w:val="center"/>
           </w:tcPr>
           <w:p>
@@ -21755,7 +21797,6 @@
         <w:tc>
           <w:tcPr>
             <w:tcW w:w="10980" w:type="dxa"/>
-            <w:shd w:val="clear" w:color="auto" w:fill="auto"/>
             <w:vAlign w:val="center"/>
           </w:tcPr>
           <w:p>
